--- a/Callum Wyndham - WHS Management Plan.docx
+++ b/Callum Wyndham - WHS Management Plan.docx
@@ -3485,7 +3485,7 @@
     <w:p/>
     <w:tbl>
       <w:tblPr>
-        <w:tblW w:w="0" w:type="auto"/>
+        <w:tblW w:w="15714" w:type="dxa"/>
         <w:jc w:val="center"/>
         <w:tblBorders>
           <w:top w:val="single" w:sz="4" w:space="0" w:color="auto"/>
@@ -3506,10 +3506,12 @@
         <w:gridCol w:w="1842"/>
         <w:gridCol w:w="362"/>
         <w:gridCol w:w="2332"/>
-        <w:gridCol w:w="992"/>
-        <w:gridCol w:w="850"/>
-        <w:gridCol w:w="426"/>
-        <w:gridCol w:w="3685"/>
+        <w:gridCol w:w="1398"/>
+        <w:gridCol w:w="1323"/>
+        <w:gridCol w:w="14"/>
+        <w:gridCol w:w="255"/>
+        <w:gridCol w:w="3671"/>
+        <w:gridCol w:w="14"/>
       </w:tblGrid>
       <w:tr>
         <w:trPr>
@@ -3592,8 +3594,8 @@
         </w:tc>
         <w:tc>
           <w:tcPr>
-            <w:tcW w:w="4174" w:type="dxa"/>
-            <w:gridSpan w:val="3"/>
+            <w:tcW w:w="5067" w:type="dxa"/>
+            <w:gridSpan w:val="4"/>
             <w:shd w:val="clear" w:color="auto" w:fill="B5DAFF"/>
           </w:tcPr>
           <w:p>
@@ -3607,7 +3609,7 @@
         </w:tc>
         <w:tc>
           <w:tcPr>
-            <w:tcW w:w="426" w:type="dxa"/>
+            <w:tcW w:w="255" w:type="dxa"/>
             <w:shd w:val="clear" w:color="auto" w:fill="FFC425"/>
           </w:tcPr>
           <w:p>
@@ -3623,6 +3625,7 @@
         <w:tc>
           <w:tcPr>
             <w:tcW w:w="3685" w:type="dxa"/>
+            <w:gridSpan w:val="2"/>
             <w:shd w:val="clear" w:color="auto" w:fill="B5DAFF"/>
           </w:tcPr>
           <w:p>
@@ -3637,6 +3640,8 @@
       </w:tr>
       <w:tr>
         <w:trPr>
+          <w:gridAfter w:val="1"/>
+          <w:wAfter w:w="14" w:type="dxa"/>
           <w:trHeight w:val="60"/>
           <w:jc w:val="center"/>
         </w:trPr>
@@ -3705,7 +3710,7 @@
         </w:tc>
         <w:tc>
           <w:tcPr>
-            <w:tcW w:w="992" w:type="dxa"/>
+            <w:tcW w:w="1398" w:type="dxa"/>
             <w:vMerge w:val="restart"/>
             <w:shd w:val="clear" w:color="auto" w:fill="B5DAFF"/>
           </w:tcPr>
@@ -3720,7 +3725,7 @@
         </w:tc>
         <w:tc>
           <w:tcPr>
-            <w:tcW w:w="850" w:type="dxa"/>
+            <w:tcW w:w="1323" w:type="dxa"/>
             <w:vMerge w:val="restart"/>
             <w:shd w:val="clear" w:color="auto" w:fill="B5DAFF"/>
           </w:tcPr>
@@ -3735,8 +3740,8 @@
         </w:tc>
         <w:tc>
           <w:tcPr>
-            <w:tcW w:w="4111" w:type="dxa"/>
-            <w:gridSpan w:val="2"/>
+            <w:tcW w:w="3940" w:type="dxa"/>
+            <w:gridSpan w:val="3"/>
             <w:shd w:val="clear" w:color="auto" w:fill="B5DAFF"/>
           </w:tcPr>
           <w:p>
@@ -3751,6 +3756,8 @@
       </w:tr>
       <w:tr>
         <w:trPr>
+          <w:gridAfter w:val="1"/>
+          <w:wAfter w:w="14" w:type="dxa"/>
           <w:trHeight w:val="60"/>
           <w:jc w:val="center"/>
         </w:trPr>
@@ -3835,7 +3842,7 @@
         </w:tc>
         <w:tc>
           <w:tcPr>
-            <w:tcW w:w="992" w:type="dxa"/>
+            <w:tcW w:w="1398" w:type="dxa"/>
             <w:vMerge/>
             <w:shd w:val="clear" w:color="auto" w:fill="B5DAFF"/>
           </w:tcPr>
@@ -3854,7 +3861,7 @@
         </w:tc>
         <w:tc>
           <w:tcPr>
-            <w:tcW w:w="850" w:type="dxa"/>
+            <w:tcW w:w="1323" w:type="dxa"/>
             <w:vMerge/>
             <w:shd w:val="clear" w:color="auto" w:fill="B5DAFF"/>
           </w:tcPr>
@@ -3873,8 +3880,8 @@
         </w:tc>
         <w:tc>
           <w:tcPr>
-            <w:tcW w:w="4111" w:type="dxa"/>
-            <w:gridSpan w:val="2"/>
+            <w:tcW w:w="3940" w:type="dxa"/>
+            <w:gridSpan w:val="3"/>
             <w:shd w:val="clear" w:color="auto" w:fill="B5DAFF"/>
           </w:tcPr>
           <w:p>
@@ -3889,6 +3896,8 @@
       </w:tr>
       <w:tr>
         <w:trPr>
+          <w:gridAfter w:val="1"/>
+          <w:wAfter w:w="14" w:type="dxa"/>
           <w:trHeight w:val="907"/>
           <w:jc w:val="center"/>
         </w:trPr>
@@ -3959,6 +3968,14 @@
                 <w:lang w:val="en-AU"/>
               </w:rPr>
             </w:pPr>
+            <w:r>
+              <w:rPr>
+                <w:rFonts w:ascii="Calibri" w:hAnsi="Calibri" w:cs="Times New Roman"/>
+                <w:color w:val="auto"/>
+                <w:lang w:val="en-AU"/>
+              </w:rPr>
+              <w:t>High</w:t>
+            </w:r>
           </w:p>
         </w:tc>
         <w:tc>
@@ -3977,11 +3994,19 @@
                 <w:lang w:val="en-AU"/>
               </w:rPr>
             </w:pPr>
-          </w:p>
-        </w:tc>
-        <w:tc>
-          <w:tcPr>
-            <w:tcW w:w="992" w:type="dxa"/>
+            <w:r>
+              <w:rPr>
+                <w:rFonts w:ascii="Calibri" w:hAnsi="Calibri" w:cs="Times New Roman"/>
+                <w:color w:val="auto"/>
+                <w:lang w:val="en-AU"/>
+              </w:rPr>
+              <w:t>Get the affected person to get up and go for a walk break to rest their eyes</w:t>
+            </w:r>
+          </w:p>
+        </w:tc>
+        <w:tc>
+          <w:tcPr>
+            <w:tcW w:w="1398" w:type="dxa"/>
           </w:tcPr>
           <w:p>
             <w:pPr>
@@ -3994,11 +4019,19 @@
                 <w:lang w:val="en-AU"/>
               </w:rPr>
             </w:pPr>
-          </w:p>
-        </w:tc>
-        <w:tc>
-          <w:tcPr>
-            <w:tcW w:w="850" w:type="dxa"/>
+            <w:r>
+              <w:rPr>
+                <w:rFonts w:ascii="Calibri" w:hAnsi="Calibri" w:cs="Times New Roman"/>
+                <w:color w:val="auto"/>
+                <w:lang w:val="en-AU"/>
+              </w:rPr>
+              <w:t>The person affected by it</w:t>
+            </w:r>
+          </w:p>
+        </w:tc>
+        <w:tc>
+          <w:tcPr>
+            <w:tcW w:w="1323" w:type="dxa"/>
           </w:tcPr>
           <w:p>
             <w:pPr>
@@ -4011,12 +4044,20 @@
                 <w:lang w:val="en-AU"/>
               </w:rPr>
             </w:pPr>
-          </w:p>
-        </w:tc>
-        <w:tc>
-          <w:tcPr>
-            <w:tcW w:w="4111" w:type="dxa"/>
-            <w:gridSpan w:val="2"/>
+            <w:r>
+              <w:rPr>
+                <w:rFonts w:ascii="Calibri" w:hAnsi="Calibri" w:cs="Times New Roman"/>
+                <w:color w:val="auto"/>
+                <w:lang w:val="en-AU"/>
+              </w:rPr>
+              <w:t>When eyes are strained</w:t>
+            </w:r>
+          </w:p>
+        </w:tc>
+        <w:tc>
+          <w:tcPr>
+            <w:tcW w:w="3940" w:type="dxa"/>
+            <w:gridSpan w:val="3"/>
           </w:tcPr>
           <w:p>
             <w:pPr>
@@ -4029,11 +4070,21 @@
                 <w:lang w:val="en-AU"/>
               </w:rPr>
             </w:pPr>
+            <w:r>
+              <w:rPr>
+                <w:rFonts w:ascii="Calibri" w:hAnsi="Calibri" w:cs="Times New Roman"/>
+                <w:color w:val="auto"/>
+                <w:lang w:val="en-AU"/>
+              </w:rPr>
+              <w:t>Medium</w:t>
+            </w:r>
           </w:p>
         </w:tc>
       </w:tr>
       <w:tr>
         <w:trPr>
+          <w:gridAfter w:val="1"/>
+          <w:wAfter w:w="14" w:type="dxa"/>
           <w:trHeight w:val="907"/>
           <w:jc w:val="center"/>
         </w:trPr>
@@ -4078,6 +4129,14 @@
                 <w:lang w:val="en-AU"/>
               </w:rPr>
             </w:pPr>
+            <w:r>
+              <w:rPr>
+                <w:rFonts w:ascii="Calibri" w:hAnsi="Calibri" w:cs="Times New Roman"/>
+                <w:color w:val="auto"/>
+                <w:lang w:val="en-AU"/>
+              </w:rPr>
+              <w:t>Spilling the coffee and getting burned or slipping</w:t>
+            </w:r>
           </w:p>
         </w:tc>
         <w:tc>
@@ -4096,6 +4155,14 @@
                 <w:lang w:val="en-AU"/>
               </w:rPr>
             </w:pPr>
+            <w:r>
+              <w:rPr>
+                <w:rFonts w:ascii="Calibri" w:hAnsi="Calibri" w:cs="Times New Roman"/>
+                <w:color w:val="auto"/>
+                <w:lang w:val="en-AU"/>
+              </w:rPr>
+              <w:t>Medium</w:t>
+            </w:r>
           </w:p>
         </w:tc>
         <w:tc>
@@ -4114,11 +4181,19 @@
                 <w:lang w:val="en-AU"/>
               </w:rPr>
             </w:pPr>
-          </w:p>
-        </w:tc>
-        <w:tc>
-          <w:tcPr>
-            <w:tcW w:w="992" w:type="dxa"/>
+            <w:r>
+              <w:rPr>
+                <w:rFonts w:ascii="Calibri" w:hAnsi="Calibri" w:cs="Times New Roman"/>
+                <w:color w:val="auto"/>
+                <w:lang w:val="en-AU"/>
+              </w:rPr>
+              <w:t>Clean up the spillage as soon as possible</w:t>
+            </w:r>
+          </w:p>
+        </w:tc>
+        <w:tc>
+          <w:tcPr>
+            <w:tcW w:w="1398" w:type="dxa"/>
           </w:tcPr>
           <w:p>
             <w:pPr>
@@ -4131,11 +4206,19 @@
                 <w:lang w:val="en-AU"/>
               </w:rPr>
             </w:pPr>
-          </w:p>
-        </w:tc>
-        <w:tc>
-          <w:tcPr>
-            <w:tcW w:w="850" w:type="dxa"/>
+            <w:r>
+              <w:rPr>
+                <w:rFonts w:ascii="Calibri" w:hAnsi="Calibri" w:cs="Times New Roman"/>
+                <w:color w:val="auto"/>
+                <w:lang w:val="en-AU"/>
+              </w:rPr>
+              <w:t>The person who spills</w:t>
+            </w:r>
+          </w:p>
+        </w:tc>
+        <w:tc>
+          <w:tcPr>
+            <w:tcW w:w="1323" w:type="dxa"/>
           </w:tcPr>
           <w:p>
             <w:pPr>
@@ -4148,12 +4231,20 @@
                 <w:lang w:val="en-AU"/>
               </w:rPr>
             </w:pPr>
-          </w:p>
-        </w:tc>
-        <w:tc>
-          <w:tcPr>
-            <w:tcW w:w="4111" w:type="dxa"/>
-            <w:gridSpan w:val="2"/>
+            <w:r>
+              <w:rPr>
+                <w:rFonts w:ascii="Calibri" w:hAnsi="Calibri" w:cs="Times New Roman"/>
+                <w:color w:val="auto"/>
+                <w:lang w:val="en-AU"/>
+              </w:rPr>
+              <w:t>Now</w:t>
+            </w:r>
+          </w:p>
+        </w:tc>
+        <w:tc>
+          <w:tcPr>
+            <w:tcW w:w="3940" w:type="dxa"/>
+            <w:gridSpan w:val="3"/>
           </w:tcPr>
           <w:p>
             <w:pPr>
@@ -4166,11 +4257,21 @@
                 <w:lang w:val="en-AU"/>
               </w:rPr>
             </w:pPr>
+            <w:r>
+              <w:rPr>
+                <w:rFonts w:ascii="Calibri" w:hAnsi="Calibri" w:cs="Times New Roman"/>
+                <w:color w:val="auto"/>
+                <w:lang w:val="en-AU"/>
+              </w:rPr>
+              <w:t>Very Low</w:t>
+            </w:r>
           </w:p>
         </w:tc>
       </w:tr>
       <w:tr>
         <w:trPr>
+          <w:gridAfter w:val="1"/>
+          <w:wAfter w:w="14" w:type="dxa"/>
           <w:trHeight w:val="907"/>
           <w:jc w:val="center"/>
         </w:trPr>
@@ -4267,11 +4368,19 @@
                 <w:lang w:val="en-AU"/>
               </w:rPr>
             </w:pPr>
-          </w:p>
-        </w:tc>
-        <w:tc>
-          <w:tcPr>
-            <w:tcW w:w="992" w:type="dxa"/>
+            <w:r>
+              <w:rPr>
+                <w:rFonts w:ascii="Calibri" w:hAnsi="Calibri" w:cs="Times New Roman"/>
+                <w:color w:val="auto"/>
+                <w:lang w:val="en-AU"/>
+              </w:rPr>
+              <w:t>Close the software</w:t>
+            </w:r>
+          </w:p>
+        </w:tc>
+        <w:tc>
+          <w:tcPr>
+            <w:tcW w:w="1398" w:type="dxa"/>
           </w:tcPr>
           <w:p>
             <w:pPr>
@@ -4284,11 +4393,19 @@
                 <w:lang w:val="en-AU"/>
               </w:rPr>
             </w:pPr>
-          </w:p>
-        </w:tc>
-        <w:tc>
-          <w:tcPr>
-            <w:tcW w:w="850" w:type="dxa"/>
+            <w:r>
+              <w:rPr>
+                <w:rFonts w:ascii="Calibri" w:hAnsi="Calibri" w:cs="Times New Roman"/>
+                <w:color w:val="auto"/>
+                <w:lang w:val="en-AU"/>
+              </w:rPr>
+              <w:t>The distracted Person</w:t>
+            </w:r>
+          </w:p>
+        </w:tc>
+        <w:tc>
+          <w:tcPr>
+            <w:tcW w:w="1323" w:type="dxa"/>
           </w:tcPr>
           <w:p>
             <w:pPr>
@@ -4301,12 +4418,20 @@
                 <w:lang w:val="en-AU"/>
               </w:rPr>
             </w:pPr>
-          </w:p>
-        </w:tc>
-        <w:tc>
-          <w:tcPr>
-            <w:tcW w:w="4111" w:type="dxa"/>
-            <w:gridSpan w:val="2"/>
+            <w:r>
+              <w:rPr>
+                <w:rFonts w:ascii="Calibri" w:hAnsi="Calibri" w:cs="Times New Roman"/>
+                <w:color w:val="auto"/>
+                <w:lang w:val="en-AU"/>
+              </w:rPr>
+              <w:t>When distracted</w:t>
+            </w:r>
+          </w:p>
+        </w:tc>
+        <w:tc>
+          <w:tcPr>
+            <w:tcW w:w="3940" w:type="dxa"/>
+            <w:gridSpan w:val="3"/>
           </w:tcPr>
           <w:p>
             <w:pPr>
@@ -4319,264 +4444,14 @@
                 <w:lang w:val="en-AU"/>
               </w:rPr>
             </w:pPr>
-          </w:p>
-        </w:tc>
-      </w:tr>
-      <w:tr>
-        <w:trPr>
-          <w:trHeight w:val="907"/>
-          <w:jc w:val="center"/>
-        </w:trPr>
-        <w:tc>
-          <w:tcPr>
-            <w:tcW w:w="1972" w:type="dxa"/>
-            <w:gridSpan w:val="2"/>
-          </w:tcPr>
-          <w:p>
-            <w:pPr>
-              <w:pStyle w:val="NoParagraphStyle"/>
-              <w:spacing w:line="240" w:lineRule="auto"/>
-              <w:textAlignment w:val="auto"/>
-              <w:rPr>
-                <w:rFonts w:ascii="Calibri" w:hAnsi="Calibri" w:cs="Times New Roman"/>
-                <w:color w:val="auto"/>
-                <w:lang w:val="en-AU"/>
-              </w:rPr>
-            </w:pPr>
-          </w:p>
-        </w:tc>
-        <w:tc>
-          <w:tcPr>
-            <w:tcW w:w="2105" w:type="dxa"/>
-          </w:tcPr>
-          <w:p>
-            <w:pPr>
-              <w:pStyle w:val="NoParagraphStyle"/>
-              <w:spacing w:line="240" w:lineRule="auto"/>
-              <w:textAlignment w:val="auto"/>
-              <w:rPr>
-                <w:rFonts w:ascii="Calibri" w:hAnsi="Calibri" w:cs="Times New Roman"/>
-                <w:color w:val="auto"/>
-                <w:lang w:val="en-AU"/>
-              </w:rPr>
-            </w:pPr>
-          </w:p>
-        </w:tc>
-        <w:tc>
-          <w:tcPr>
-            <w:tcW w:w="2268" w:type="dxa"/>
-            <w:gridSpan w:val="2"/>
-          </w:tcPr>
-          <w:p>
-            <w:pPr>
-              <w:pStyle w:val="NoParagraphStyle"/>
-              <w:spacing w:line="240" w:lineRule="auto"/>
-              <w:textAlignment w:val="auto"/>
-              <w:rPr>
-                <w:rFonts w:ascii="Calibri" w:hAnsi="Calibri" w:cs="Times New Roman"/>
-                <w:color w:val="auto"/>
-                <w:lang w:val="en-AU"/>
-              </w:rPr>
-            </w:pPr>
-          </w:p>
-        </w:tc>
-        <w:tc>
-          <w:tcPr>
-            <w:tcW w:w="2694" w:type="dxa"/>
-            <w:gridSpan w:val="2"/>
-          </w:tcPr>
-          <w:p>
-            <w:pPr>
-              <w:pStyle w:val="NoParagraphStyle"/>
-              <w:spacing w:line="240" w:lineRule="auto"/>
-              <w:textAlignment w:val="auto"/>
-              <w:rPr>
-                <w:rFonts w:ascii="Calibri" w:hAnsi="Calibri" w:cs="Times New Roman"/>
-                <w:color w:val="auto"/>
-                <w:lang w:val="en-AU"/>
-              </w:rPr>
-            </w:pPr>
-          </w:p>
-        </w:tc>
-        <w:tc>
-          <w:tcPr>
-            <w:tcW w:w="992" w:type="dxa"/>
-          </w:tcPr>
-          <w:p>
-            <w:pPr>
-              <w:pStyle w:val="NoParagraphStyle"/>
-              <w:spacing w:line="240" w:lineRule="auto"/>
-              <w:textAlignment w:val="auto"/>
-              <w:rPr>
-                <w:rFonts w:ascii="Calibri" w:hAnsi="Calibri" w:cs="Times New Roman"/>
-                <w:color w:val="auto"/>
-                <w:lang w:val="en-AU"/>
-              </w:rPr>
-            </w:pPr>
-          </w:p>
-        </w:tc>
-        <w:tc>
-          <w:tcPr>
-            <w:tcW w:w="850" w:type="dxa"/>
-          </w:tcPr>
-          <w:p>
-            <w:pPr>
-              <w:pStyle w:val="NoParagraphStyle"/>
-              <w:spacing w:line="240" w:lineRule="auto"/>
-              <w:textAlignment w:val="auto"/>
-              <w:rPr>
-                <w:rFonts w:ascii="Calibri" w:hAnsi="Calibri" w:cs="Times New Roman"/>
-                <w:color w:val="auto"/>
-                <w:lang w:val="en-AU"/>
-              </w:rPr>
-            </w:pPr>
-          </w:p>
-        </w:tc>
-        <w:tc>
-          <w:tcPr>
-            <w:tcW w:w="4111" w:type="dxa"/>
-            <w:gridSpan w:val="2"/>
-          </w:tcPr>
-          <w:p>
-            <w:pPr>
-              <w:pStyle w:val="NoParagraphStyle"/>
-              <w:spacing w:line="240" w:lineRule="auto"/>
-              <w:textAlignment w:val="auto"/>
-              <w:rPr>
-                <w:rFonts w:ascii="Calibri" w:hAnsi="Calibri" w:cs="Times New Roman"/>
-                <w:color w:val="auto"/>
-                <w:lang w:val="en-AU"/>
-              </w:rPr>
-            </w:pPr>
-          </w:p>
-        </w:tc>
-      </w:tr>
-      <w:tr>
-        <w:trPr>
-          <w:trHeight w:val="907"/>
-          <w:jc w:val="center"/>
-        </w:trPr>
-        <w:tc>
-          <w:tcPr>
-            <w:tcW w:w="1972" w:type="dxa"/>
-            <w:gridSpan w:val="2"/>
-          </w:tcPr>
-          <w:p>
-            <w:pPr>
-              <w:pStyle w:val="NoParagraphStyle"/>
-              <w:spacing w:line="240" w:lineRule="auto"/>
-              <w:textAlignment w:val="auto"/>
-              <w:rPr>
-                <w:rFonts w:ascii="Calibri" w:hAnsi="Calibri" w:cs="Times New Roman"/>
-                <w:color w:val="auto"/>
-                <w:lang w:val="en-AU"/>
-              </w:rPr>
-            </w:pPr>
-          </w:p>
-        </w:tc>
-        <w:tc>
-          <w:tcPr>
-            <w:tcW w:w="2105" w:type="dxa"/>
-          </w:tcPr>
-          <w:p>
-            <w:pPr>
-              <w:pStyle w:val="NoParagraphStyle"/>
-              <w:spacing w:line="240" w:lineRule="auto"/>
-              <w:textAlignment w:val="auto"/>
-              <w:rPr>
-                <w:rFonts w:ascii="Calibri" w:hAnsi="Calibri" w:cs="Times New Roman"/>
-                <w:color w:val="auto"/>
-                <w:lang w:val="en-AU"/>
-              </w:rPr>
-            </w:pPr>
-          </w:p>
-        </w:tc>
-        <w:tc>
-          <w:tcPr>
-            <w:tcW w:w="2268" w:type="dxa"/>
-            <w:gridSpan w:val="2"/>
-          </w:tcPr>
-          <w:p>
-            <w:pPr>
-              <w:pStyle w:val="NoParagraphStyle"/>
-              <w:spacing w:line="240" w:lineRule="auto"/>
-              <w:textAlignment w:val="auto"/>
-              <w:rPr>
-                <w:rFonts w:ascii="Calibri" w:hAnsi="Calibri" w:cs="Times New Roman"/>
-                <w:color w:val="auto"/>
-                <w:lang w:val="en-AU"/>
-              </w:rPr>
-            </w:pPr>
-          </w:p>
-        </w:tc>
-        <w:tc>
-          <w:tcPr>
-            <w:tcW w:w="2694" w:type="dxa"/>
-            <w:gridSpan w:val="2"/>
-          </w:tcPr>
-          <w:p>
-            <w:pPr>
-              <w:pStyle w:val="NoParagraphStyle"/>
-              <w:spacing w:line="240" w:lineRule="auto"/>
-              <w:textAlignment w:val="auto"/>
-              <w:rPr>
-                <w:rFonts w:ascii="Calibri" w:hAnsi="Calibri" w:cs="Times New Roman"/>
-                <w:color w:val="auto"/>
-                <w:lang w:val="en-AU"/>
-              </w:rPr>
-            </w:pPr>
-          </w:p>
-        </w:tc>
-        <w:tc>
-          <w:tcPr>
-            <w:tcW w:w="992" w:type="dxa"/>
-          </w:tcPr>
-          <w:p>
-            <w:pPr>
-              <w:pStyle w:val="NoParagraphStyle"/>
-              <w:spacing w:line="240" w:lineRule="auto"/>
-              <w:textAlignment w:val="auto"/>
-              <w:rPr>
-                <w:rFonts w:ascii="Calibri" w:hAnsi="Calibri" w:cs="Times New Roman"/>
-                <w:color w:val="auto"/>
-                <w:lang w:val="en-AU"/>
-              </w:rPr>
-            </w:pPr>
-          </w:p>
-        </w:tc>
-        <w:tc>
-          <w:tcPr>
-            <w:tcW w:w="850" w:type="dxa"/>
-          </w:tcPr>
-          <w:p>
-            <w:pPr>
-              <w:pStyle w:val="NoParagraphStyle"/>
-              <w:spacing w:line="240" w:lineRule="auto"/>
-              <w:textAlignment w:val="auto"/>
-              <w:rPr>
-                <w:rFonts w:ascii="Calibri" w:hAnsi="Calibri" w:cs="Times New Roman"/>
-                <w:color w:val="auto"/>
-                <w:lang w:val="en-AU"/>
-              </w:rPr>
-            </w:pPr>
-          </w:p>
-        </w:tc>
-        <w:tc>
-          <w:tcPr>
-            <w:tcW w:w="4111" w:type="dxa"/>
-            <w:gridSpan w:val="2"/>
-          </w:tcPr>
-          <w:p>
-            <w:pPr>
-              <w:pStyle w:val="NoParagraphStyle"/>
-              <w:spacing w:line="240" w:lineRule="auto"/>
-              <w:textAlignment w:val="auto"/>
-              <w:rPr>
-                <w:rFonts w:ascii="Calibri" w:hAnsi="Calibri" w:cs="Times New Roman"/>
-                <w:color w:val="auto"/>
-                <w:lang w:val="en-AU"/>
-              </w:rPr>
-            </w:pPr>
+            <w:r>
+              <w:rPr>
+                <w:rFonts w:ascii="Calibri" w:hAnsi="Calibri" w:cs="Times New Roman"/>
+                <w:color w:val="auto"/>
+                <w:lang w:val="en-AU"/>
+              </w:rPr>
+              <w:t>Low</w:t>
+            </w:r>
           </w:p>
         </w:tc>
       </w:tr>
@@ -4685,6 +4560,22 @@
             <w:r>
               <w:t>Workplace:</w:t>
             </w:r>
+            <w:r>
+              <w:rPr>
+                <w:rFonts w:cs="Times New Roman"/>
+                <w:color w:val="auto"/>
+                <w:lang w:val="en-AU"/>
+              </w:rPr>
+              <w:t xml:space="preserve"> </w:t>
+            </w:r>
+            <w:r>
+              <w:rPr>
+                <w:rFonts w:cs="Times New Roman"/>
+                <w:color w:val="auto"/>
+                <w:lang w:val="en-AU"/>
+              </w:rPr>
+              <w:t>Programming Inc Headquarters</w:t>
+            </w:r>
           </w:p>
         </w:tc>
       </w:tr>
@@ -4705,6 +4596,9 @@
             <w:r>
               <w:t>Date:</w:t>
             </w:r>
+            <w:r>
+              <w:t xml:space="preserve"> 19/02/2026</w:t>
+            </w:r>
           </w:p>
         </w:tc>
         <w:tc>
@@ -4718,6 +4612,17 @@
             </w:pPr>
             <w:r>
               <w:t>Completed by:</w:t>
+            </w:r>
+            <w:r>
+              <w:t xml:space="preserve"> </w:t>
+            </w:r>
+            <w:r>
+              <w:rPr>
+                <w:rFonts w:cs="Times New Roman"/>
+                <w:color w:val="auto"/>
+                <w:lang w:val="en-AU"/>
+              </w:rPr>
+              <w:t>29/02/2026</w:t>
             </w:r>
           </w:p>
         </w:tc>
@@ -4842,6 +4747,14 @@
                 <w:lang w:val="en-AU"/>
               </w:rPr>
             </w:pPr>
+            <w:r>
+              <w:rPr>
+                <w:rFonts w:ascii="Calibri" w:hAnsi="Calibri" w:cs="Times New Roman"/>
+                <w:color w:val="auto"/>
+                <w:lang w:val="en-AU"/>
+              </w:rPr>
+              <w:t>Elimination</w:t>
+            </w:r>
           </w:p>
         </w:tc>
         <w:tc>
@@ -4859,6 +4772,14 @@
                 <w:lang w:val="en-AU"/>
               </w:rPr>
             </w:pPr>
+            <w:r>
+              <w:rPr>
+                <w:rFonts w:ascii="Calibri" w:hAnsi="Calibri" w:cs="Times New Roman"/>
+                <w:color w:val="auto"/>
+                <w:lang w:val="en-AU"/>
+              </w:rPr>
+              <w:t>WHS Training</w:t>
+            </w:r>
           </w:p>
         </w:tc>
         <w:tc>
@@ -4876,6 +4797,14 @@
                 <w:lang w:val="en-AU"/>
               </w:rPr>
             </w:pPr>
+            <w:r>
+              <w:rPr>
+                <w:rFonts w:ascii="Calibri" w:hAnsi="Calibri" w:cs="Times New Roman"/>
+                <w:color w:val="auto"/>
+                <w:lang w:val="en-AU"/>
+              </w:rPr>
+              <w:t>John Doe</w:t>
+            </w:r>
           </w:p>
         </w:tc>
         <w:tc>
@@ -4893,6 +4822,14 @@
                 <w:lang w:val="en-AU"/>
               </w:rPr>
             </w:pPr>
+            <w:r>
+              <w:rPr>
+                <w:rFonts w:ascii="Calibri" w:hAnsi="Calibri" w:cs="Times New Roman"/>
+                <w:color w:val="auto"/>
+                <w:lang w:val="en-AU"/>
+              </w:rPr>
+              <w:t>We will teach him how to properly dispose of dangerous substances and things that pose risk</w:t>
+            </w:r>
           </w:p>
         </w:tc>
         <w:tc>
@@ -4910,6 +4847,14 @@
                 <w:lang w:val="en-AU"/>
               </w:rPr>
             </w:pPr>
+            <w:r>
+              <w:rPr>
+                <w:rFonts w:ascii="Calibri" w:hAnsi="Calibri" w:cs="Times New Roman"/>
+                <w:color w:val="auto"/>
+                <w:lang w:val="en-AU"/>
+              </w:rPr>
+              <w:t>29/02/2026</w:t>
+            </w:r>
           </w:p>
         </w:tc>
       </w:tr>
@@ -4933,6 +4878,14 @@
                 <w:lang w:val="en-AU"/>
               </w:rPr>
             </w:pPr>
+            <w:r>
+              <w:rPr>
+                <w:rFonts w:ascii="Calibri" w:hAnsi="Calibri" w:cs="Times New Roman"/>
+                <w:color w:val="auto"/>
+                <w:lang w:val="en-AU"/>
+              </w:rPr>
+              <w:t>Substitution</w:t>
+            </w:r>
           </w:p>
         </w:tc>
         <w:tc>
@@ -4950,6 +4903,14 @@
                 <w:lang w:val="en-AU"/>
               </w:rPr>
             </w:pPr>
+            <w:r>
+              <w:rPr>
+                <w:rFonts w:ascii="Calibri" w:hAnsi="Calibri" w:cs="Times New Roman"/>
+                <w:color w:val="auto"/>
+                <w:lang w:val="en-AU"/>
+              </w:rPr>
+              <w:t>WHS Training</w:t>
+            </w:r>
           </w:p>
         </w:tc>
         <w:tc>
@@ -4967,6 +4928,14 @@
                 <w:lang w:val="en-AU"/>
               </w:rPr>
             </w:pPr>
+            <w:r>
+              <w:rPr>
+                <w:rFonts w:ascii="Calibri" w:hAnsi="Calibri" w:cs="Times New Roman"/>
+                <w:color w:val="auto"/>
+                <w:lang w:val="en-AU"/>
+              </w:rPr>
+              <w:t>Jane Doe</w:t>
+            </w:r>
           </w:p>
         </w:tc>
         <w:tc>
@@ -4984,6 +4953,14 @@
                 <w:lang w:val="en-AU"/>
               </w:rPr>
             </w:pPr>
+            <w:r>
+              <w:rPr>
+                <w:rFonts w:ascii="Calibri" w:hAnsi="Calibri" w:cs="Times New Roman"/>
+                <w:color w:val="auto"/>
+                <w:lang w:val="en-AU"/>
+              </w:rPr>
+              <w:t>We will teach her what dangerous substances have safe alternatives to turn to.</w:t>
+            </w:r>
           </w:p>
         </w:tc>
         <w:tc>
@@ -5001,6 +4978,14 @@
                 <w:lang w:val="en-AU"/>
               </w:rPr>
             </w:pPr>
+            <w:r>
+              <w:rPr>
+                <w:rFonts w:ascii="Calibri" w:hAnsi="Calibri" w:cs="Times New Roman"/>
+                <w:color w:val="auto"/>
+                <w:lang w:val="en-AU"/>
+              </w:rPr>
+              <w:t>29/02/2026</w:t>
+            </w:r>
           </w:p>
         </w:tc>
       </w:tr>
@@ -5024,6 +5009,14 @@
                 <w:lang w:val="en-AU"/>
               </w:rPr>
             </w:pPr>
+            <w:r>
+              <w:rPr>
+                <w:rFonts w:ascii="Calibri" w:hAnsi="Calibri" w:cs="Times New Roman"/>
+                <w:color w:val="auto"/>
+                <w:lang w:val="en-AU"/>
+              </w:rPr>
+              <w:t>Personal Protective Equipment</w:t>
+            </w:r>
           </w:p>
         </w:tc>
         <w:tc>
@@ -5041,6 +5034,14 @@
                 <w:lang w:val="en-AU"/>
               </w:rPr>
             </w:pPr>
+            <w:r>
+              <w:rPr>
+                <w:rFonts w:ascii="Calibri" w:hAnsi="Calibri" w:cs="Times New Roman"/>
+                <w:color w:val="auto"/>
+                <w:lang w:val="en-AU"/>
+              </w:rPr>
+              <w:t>WHS Training</w:t>
+            </w:r>
           </w:p>
         </w:tc>
         <w:tc>
@@ -5058,6 +5059,14 @@
                 <w:lang w:val="en-AU"/>
               </w:rPr>
             </w:pPr>
+            <w:r>
+              <w:rPr>
+                <w:rFonts w:ascii="Calibri" w:hAnsi="Calibri" w:cs="Times New Roman"/>
+                <w:color w:val="auto"/>
+                <w:lang w:val="en-AU"/>
+              </w:rPr>
+              <w:t>Joe Bloggs</w:t>
+            </w:r>
           </w:p>
         </w:tc>
         <w:tc>
@@ -5075,6 +5084,14 @@
                 <w:lang w:val="en-AU"/>
               </w:rPr>
             </w:pPr>
+            <w:r>
+              <w:rPr>
+                <w:rFonts w:ascii="Calibri" w:hAnsi="Calibri" w:cs="Times New Roman"/>
+                <w:color w:val="auto"/>
+                <w:lang w:val="en-AU"/>
+              </w:rPr>
+              <w:t>We will teach him about what protective gear he should wear and when he needs to wear it in the workplace</w:t>
+            </w:r>
           </w:p>
         </w:tc>
         <w:tc>
@@ -5092,825 +5109,14 @@
                 <w:lang w:val="en-AU"/>
               </w:rPr>
             </w:pPr>
-          </w:p>
-        </w:tc>
-      </w:tr>
-      <w:tr>
-        <w:trPr>
-          <w:trHeight w:val="418"/>
-          <w:jc w:val="center"/>
-        </w:trPr>
-        <w:tc>
-          <w:tcPr>
-            <w:tcW w:w="1809" w:type="dxa"/>
-          </w:tcPr>
-          <w:p>
-            <w:pPr>
-              <w:pStyle w:val="NoParagraphStyle"/>
-              <w:spacing w:line="240" w:lineRule="auto"/>
-              <w:textAlignment w:val="auto"/>
-              <w:rPr>
-                <w:rFonts w:ascii="Calibri" w:hAnsi="Calibri" w:cs="Times New Roman"/>
-                <w:color w:val="auto"/>
-                <w:lang w:val="en-AU"/>
-              </w:rPr>
-            </w:pPr>
-          </w:p>
-        </w:tc>
-        <w:tc>
-          <w:tcPr>
-            <w:tcW w:w="1843" w:type="dxa"/>
-          </w:tcPr>
-          <w:p>
-            <w:pPr>
-              <w:pStyle w:val="NoParagraphStyle"/>
-              <w:spacing w:line="240" w:lineRule="auto"/>
-              <w:textAlignment w:val="auto"/>
-              <w:rPr>
-                <w:rFonts w:ascii="Calibri" w:hAnsi="Calibri" w:cs="Times New Roman"/>
-                <w:color w:val="auto"/>
-                <w:lang w:val="en-AU"/>
-              </w:rPr>
-            </w:pPr>
-          </w:p>
-        </w:tc>
-        <w:tc>
-          <w:tcPr>
-            <w:tcW w:w="1418" w:type="dxa"/>
-          </w:tcPr>
-          <w:p>
-            <w:pPr>
-              <w:pStyle w:val="NoParagraphStyle"/>
-              <w:spacing w:line="240" w:lineRule="auto"/>
-              <w:textAlignment w:val="auto"/>
-              <w:rPr>
-                <w:rFonts w:ascii="Calibri" w:hAnsi="Calibri" w:cs="Times New Roman"/>
-                <w:color w:val="auto"/>
-                <w:lang w:val="en-AU"/>
-              </w:rPr>
-            </w:pPr>
-          </w:p>
-        </w:tc>
-        <w:tc>
-          <w:tcPr>
-            <w:tcW w:w="2693" w:type="dxa"/>
-          </w:tcPr>
-          <w:p>
-            <w:pPr>
-              <w:pStyle w:val="NoParagraphStyle"/>
-              <w:spacing w:line="240" w:lineRule="auto"/>
-              <w:textAlignment w:val="auto"/>
-              <w:rPr>
-                <w:rFonts w:ascii="Calibri" w:hAnsi="Calibri" w:cs="Times New Roman"/>
-                <w:color w:val="auto"/>
-                <w:lang w:val="en-AU"/>
-              </w:rPr>
-            </w:pPr>
-          </w:p>
-        </w:tc>
-        <w:tc>
-          <w:tcPr>
-            <w:tcW w:w="2268" w:type="dxa"/>
-          </w:tcPr>
-          <w:p>
-            <w:pPr>
-              <w:pStyle w:val="NoParagraphStyle"/>
-              <w:spacing w:line="240" w:lineRule="auto"/>
-              <w:textAlignment w:val="auto"/>
-              <w:rPr>
-                <w:rFonts w:ascii="Calibri" w:hAnsi="Calibri" w:cs="Times New Roman"/>
-                <w:color w:val="auto"/>
-                <w:lang w:val="en-AU"/>
-              </w:rPr>
-            </w:pPr>
-          </w:p>
-        </w:tc>
-      </w:tr>
-      <w:tr>
-        <w:trPr>
-          <w:trHeight w:val="418"/>
-          <w:jc w:val="center"/>
-        </w:trPr>
-        <w:tc>
-          <w:tcPr>
-            <w:tcW w:w="1809" w:type="dxa"/>
-          </w:tcPr>
-          <w:p>
-            <w:pPr>
-              <w:pStyle w:val="NoParagraphStyle"/>
-              <w:spacing w:line="240" w:lineRule="auto"/>
-              <w:textAlignment w:val="auto"/>
-              <w:rPr>
-                <w:rFonts w:ascii="Calibri" w:hAnsi="Calibri" w:cs="Times New Roman"/>
-                <w:color w:val="auto"/>
-                <w:lang w:val="en-AU"/>
-              </w:rPr>
-            </w:pPr>
-          </w:p>
-        </w:tc>
-        <w:tc>
-          <w:tcPr>
-            <w:tcW w:w="1843" w:type="dxa"/>
-          </w:tcPr>
-          <w:p>
-            <w:pPr>
-              <w:pStyle w:val="NoParagraphStyle"/>
-              <w:spacing w:line="240" w:lineRule="auto"/>
-              <w:textAlignment w:val="auto"/>
-              <w:rPr>
-                <w:rFonts w:ascii="Calibri" w:hAnsi="Calibri" w:cs="Times New Roman"/>
-                <w:color w:val="auto"/>
-                <w:lang w:val="en-AU"/>
-              </w:rPr>
-            </w:pPr>
-          </w:p>
-        </w:tc>
-        <w:tc>
-          <w:tcPr>
-            <w:tcW w:w="1418" w:type="dxa"/>
-          </w:tcPr>
-          <w:p>
-            <w:pPr>
-              <w:pStyle w:val="NoParagraphStyle"/>
-              <w:spacing w:line="240" w:lineRule="auto"/>
-              <w:textAlignment w:val="auto"/>
-              <w:rPr>
-                <w:rFonts w:ascii="Calibri" w:hAnsi="Calibri" w:cs="Times New Roman"/>
-                <w:color w:val="auto"/>
-                <w:lang w:val="en-AU"/>
-              </w:rPr>
-            </w:pPr>
-          </w:p>
-        </w:tc>
-        <w:tc>
-          <w:tcPr>
-            <w:tcW w:w="2693" w:type="dxa"/>
-          </w:tcPr>
-          <w:p>
-            <w:pPr>
-              <w:pStyle w:val="NoParagraphStyle"/>
-              <w:spacing w:line="240" w:lineRule="auto"/>
-              <w:textAlignment w:val="auto"/>
-              <w:rPr>
-                <w:rFonts w:ascii="Calibri" w:hAnsi="Calibri" w:cs="Times New Roman"/>
-                <w:color w:val="auto"/>
-                <w:lang w:val="en-AU"/>
-              </w:rPr>
-            </w:pPr>
-          </w:p>
-        </w:tc>
-        <w:tc>
-          <w:tcPr>
-            <w:tcW w:w="2268" w:type="dxa"/>
-          </w:tcPr>
-          <w:p>
-            <w:pPr>
-              <w:pStyle w:val="NoParagraphStyle"/>
-              <w:spacing w:line="240" w:lineRule="auto"/>
-              <w:textAlignment w:val="auto"/>
-              <w:rPr>
-                <w:rFonts w:ascii="Calibri" w:hAnsi="Calibri" w:cs="Times New Roman"/>
-                <w:color w:val="auto"/>
-                <w:lang w:val="en-AU"/>
-              </w:rPr>
-            </w:pPr>
-          </w:p>
-        </w:tc>
-      </w:tr>
-      <w:tr>
-        <w:trPr>
-          <w:trHeight w:val="418"/>
-          <w:jc w:val="center"/>
-        </w:trPr>
-        <w:tc>
-          <w:tcPr>
-            <w:tcW w:w="1809" w:type="dxa"/>
-          </w:tcPr>
-          <w:p>
-            <w:pPr>
-              <w:pStyle w:val="NoParagraphStyle"/>
-              <w:spacing w:line="240" w:lineRule="auto"/>
-              <w:textAlignment w:val="auto"/>
-              <w:rPr>
-                <w:rFonts w:ascii="Calibri" w:hAnsi="Calibri" w:cs="Times New Roman"/>
-                <w:color w:val="auto"/>
-                <w:lang w:val="en-AU"/>
-              </w:rPr>
-            </w:pPr>
-          </w:p>
-        </w:tc>
-        <w:tc>
-          <w:tcPr>
-            <w:tcW w:w="1843" w:type="dxa"/>
-          </w:tcPr>
-          <w:p>
-            <w:pPr>
-              <w:pStyle w:val="NoParagraphStyle"/>
-              <w:spacing w:line="240" w:lineRule="auto"/>
-              <w:textAlignment w:val="auto"/>
-              <w:rPr>
-                <w:rFonts w:ascii="Calibri" w:hAnsi="Calibri" w:cs="Times New Roman"/>
-                <w:color w:val="auto"/>
-                <w:lang w:val="en-AU"/>
-              </w:rPr>
-            </w:pPr>
-          </w:p>
-        </w:tc>
-        <w:tc>
-          <w:tcPr>
-            <w:tcW w:w="1418" w:type="dxa"/>
-          </w:tcPr>
-          <w:p>
-            <w:pPr>
-              <w:pStyle w:val="NoParagraphStyle"/>
-              <w:spacing w:line="240" w:lineRule="auto"/>
-              <w:textAlignment w:val="auto"/>
-              <w:rPr>
-                <w:rFonts w:ascii="Calibri" w:hAnsi="Calibri" w:cs="Times New Roman"/>
-                <w:color w:val="auto"/>
-                <w:lang w:val="en-AU"/>
-              </w:rPr>
-            </w:pPr>
-          </w:p>
-        </w:tc>
-        <w:tc>
-          <w:tcPr>
-            <w:tcW w:w="2693" w:type="dxa"/>
-          </w:tcPr>
-          <w:p>
-            <w:pPr>
-              <w:pStyle w:val="NoParagraphStyle"/>
-              <w:spacing w:line="240" w:lineRule="auto"/>
-              <w:textAlignment w:val="auto"/>
-              <w:rPr>
-                <w:rFonts w:ascii="Calibri" w:hAnsi="Calibri" w:cs="Times New Roman"/>
-                <w:color w:val="auto"/>
-                <w:lang w:val="en-AU"/>
-              </w:rPr>
-            </w:pPr>
-          </w:p>
-        </w:tc>
-        <w:tc>
-          <w:tcPr>
-            <w:tcW w:w="2268" w:type="dxa"/>
-          </w:tcPr>
-          <w:p>
-            <w:pPr>
-              <w:pStyle w:val="NoParagraphStyle"/>
-              <w:spacing w:line="240" w:lineRule="auto"/>
-              <w:textAlignment w:val="auto"/>
-              <w:rPr>
-                <w:rFonts w:ascii="Calibri" w:hAnsi="Calibri" w:cs="Times New Roman"/>
-                <w:color w:val="auto"/>
-                <w:lang w:val="en-AU"/>
-              </w:rPr>
-            </w:pPr>
-          </w:p>
-        </w:tc>
-      </w:tr>
-      <w:tr>
-        <w:trPr>
-          <w:trHeight w:val="418"/>
-          <w:jc w:val="center"/>
-        </w:trPr>
-        <w:tc>
-          <w:tcPr>
-            <w:tcW w:w="1809" w:type="dxa"/>
-          </w:tcPr>
-          <w:p>
-            <w:pPr>
-              <w:pStyle w:val="NoParagraphStyle"/>
-              <w:spacing w:line="240" w:lineRule="auto"/>
-              <w:textAlignment w:val="auto"/>
-              <w:rPr>
-                <w:rFonts w:ascii="Calibri" w:hAnsi="Calibri" w:cs="Times New Roman"/>
-                <w:color w:val="auto"/>
-                <w:lang w:val="en-AU"/>
-              </w:rPr>
-            </w:pPr>
-          </w:p>
-        </w:tc>
-        <w:tc>
-          <w:tcPr>
-            <w:tcW w:w="1843" w:type="dxa"/>
-          </w:tcPr>
-          <w:p>
-            <w:pPr>
-              <w:pStyle w:val="NoParagraphStyle"/>
-              <w:spacing w:line="240" w:lineRule="auto"/>
-              <w:textAlignment w:val="auto"/>
-              <w:rPr>
-                <w:rFonts w:ascii="Calibri" w:hAnsi="Calibri" w:cs="Times New Roman"/>
-                <w:color w:val="auto"/>
-                <w:lang w:val="en-AU"/>
-              </w:rPr>
-            </w:pPr>
-          </w:p>
-        </w:tc>
-        <w:tc>
-          <w:tcPr>
-            <w:tcW w:w="1418" w:type="dxa"/>
-          </w:tcPr>
-          <w:p>
-            <w:pPr>
-              <w:pStyle w:val="NoParagraphStyle"/>
-              <w:spacing w:line="240" w:lineRule="auto"/>
-              <w:textAlignment w:val="auto"/>
-              <w:rPr>
-                <w:rFonts w:ascii="Calibri" w:hAnsi="Calibri" w:cs="Times New Roman"/>
-                <w:color w:val="auto"/>
-                <w:lang w:val="en-AU"/>
-              </w:rPr>
-            </w:pPr>
-          </w:p>
-        </w:tc>
-        <w:tc>
-          <w:tcPr>
-            <w:tcW w:w="2693" w:type="dxa"/>
-          </w:tcPr>
-          <w:p>
-            <w:pPr>
-              <w:pStyle w:val="NoParagraphStyle"/>
-              <w:spacing w:line="240" w:lineRule="auto"/>
-              <w:textAlignment w:val="auto"/>
-              <w:rPr>
-                <w:rFonts w:ascii="Calibri" w:hAnsi="Calibri" w:cs="Times New Roman"/>
-                <w:color w:val="auto"/>
-                <w:lang w:val="en-AU"/>
-              </w:rPr>
-            </w:pPr>
-          </w:p>
-        </w:tc>
-        <w:tc>
-          <w:tcPr>
-            <w:tcW w:w="2268" w:type="dxa"/>
-          </w:tcPr>
-          <w:p>
-            <w:pPr>
-              <w:pStyle w:val="NoParagraphStyle"/>
-              <w:spacing w:line="240" w:lineRule="auto"/>
-              <w:textAlignment w:val="auto"/>
-              <w:rPr>
-                <w:rFonts w:ascii="Calibri" w:hAnsi="Calibri" w:cs="Times New Roman"/>
-                <w:color w:val="auto"/>
-                <w:lang w:val="en-AU"/>
-              </w:rPr>
-            </w:pPr>
-          </w:p>
-        </w:tc>
-      </w:tr>
-      <w:tr>
-        <w:trPr>
-          <w:trHeight w:val="418"/>
-          <w:jc w:val="center"/>
-        </w:trPr>
-        <w:tc>
-          <w:tcPr>
-            <w:tcW w:w="1809" w:type="dxa"/>
-          </w:tcPr>
-          <w:p>
-            <w:pPr>
-              <w:pStyle w:val="NoParagraphStyle"/>
-              <w:spacing w:line="240" w:lineRule="auto"/>
-              <w:textAlignment w:val="auto"/>
-              <w:rPr>
-                <w:rFonts w:ascii="Calibri" w:hAnsi="Calibri" w:cs="Times New Roman"/>
-                <w:color w:val="auto"/>
-                <w:lang w:val="en-AU"/>
-              </w:rPr>
-            </w:pPr>
-          </w:p>
-        </w:tc>
-        <w:tc>
-          <w:tcPr>
-            <w:tcW w:w="1843" w:type="dxa"/>
-          </w:tcPr>
-          <w:p>
-            <w:pPr>
-              <w:pStyle w:val="NoParagraphStyle"/>
-              <w:spacing w:line="240" w:lineRule="auto"/>
-              <w:textAlignment w:val="auto"/>
-              <w:rPr>
-                <w:rFonts w:ascii="Calibri" w:hAnsi="Calibri" w:cs="Times New Roman"/>
-                <w:color w:val="auto"/>
-                <w:lang w:val="en-AU"/>
-              </w:rPr>
-            </w:pPr>
-          </w:p>
-        </w:tc>
-        <w:tc>
-          <w:tcPr>
-            <w:tcW w:w="1418" w:type="dxa"/>
-          </w:tcPr>
-          <w:p>
-            <w:pPr>
-              <w:pStyle w:val="NoParagraphStyle"/>
-              <w:spacing w:line="240" w:lineRule="auto"/>
-              <w:textAlignment w:val="auto"/>
-              <w:rPr>
-                <w:rFonts w:ascii="Calibri" w:hAnsi="Calibri" w:cs="Times New Roman"/>
-                <w:color w:val="auto"/>
-                <w:lang w:val="en-AU"/>
-              </w:rPr>
-            </w:pPr>
-          </w:p>
-        </w:tc>
-        <w:tc>
-          <w:tcPr>
-            <w:tcW w:w="2693" w:type="dxa"/>
-          </w:tcPr>
-          <w:p>
-            <w:pPr>
-              <w:pStyle w:val="NoParagraphStyle"/>
-              <w:spacing w:line="240" w:lineRule="auto"/>
-              <w:textAlignment w:val="auto"/>
-              <w:rPr>
-                <w:rFonts w:ascii="Calibri" w:hAnsi="Calibri" w:cs="Times New Roman"/>
-                <w:color w:val="auto"/>
-                <w:lang w:val="en-AU"/>
-              </w:rPr>
-            </w:pPr>
-          </w:p>
-        </w:tc>
-        <w:tc>
-          <w:tcPr>
-            <w:tcW w:w="2268" w:type="dxa"/>
-          </w:tcPr>
-          <w:p>
-            <w:pPr>
-              <w:pStyle w:val="NoParagraphStyle"/>
-              <w:spacing w:line="240" w:lineRule="auto"/>
-              <w:textAlignment w:val="auto"/>
-              <w:rPr>
-                <w:rFonts w:ascii="Calibri" w:hAnsi="Calibri" w:cs="Times New Roman"/>
-                <w:color w:val="auto"/>
-                <w:lang w:val="en-AU"/>
-              </w:rPr>
-            </w:pPr>
-          </w:p>
-        </w:tc>
-      </w:tr>
-      <w:tr>
-        <w:trPr>
-          <w:trHeight w:val="418"/>
-          <w:jc w:val="center"/>
-        </w:trPr>
-        <w:tc>
-          <w:tcPr>
-            <w:tcW w:w="1809" w:type="dxa"/>
-          </w:tcPr>
-          <w:p>
-            <w:pPr>
-              <w:pStyle w:val="NoParagraphStyle"/>
-              <w:spacing w:line="240" w:lineRule="auto"/>
-              <w:textAlignment w:val="auto"/>
-              <w:rPr>
-                <w:rFonts w:ascii="Calibri" w:hAnsi="Calibri" w:cs="Times New Roman"/>
-                <w:color w:val="auto"/>
-                <w:lang w:val="en-AU"/>
-              </w:rPr>
-            </w:pPr>
-          </w:p>
-        </w:tc>
-        <w:tc>
-          <w:tcPr>
-            <w:tcW w:w="1843" w:type="dxa"/>
-          </w:tcPr>
-          <w:p>
-            <w:pPr>
-              <w:pStyle w:val="NoParagraphStyle"/>
-              <w:spacing w:line="240" w:lineRule="auto"/>
-              <w:textAlignment w:val="auto"/>
-              <w:rPr>
-                <w:rFonts w:ascii="Calibri" w:hAnsi="Calibri" w:cs="Times New Roman"/>
-                <w:color w:val="auto"/>
-                <w:lang w:val="en-AU"/>
-              </w:rPr>
-            </w:pPr>
-          </w:p>
-        </w:tc>
-        <w:tc>
-          <w:tcPr>
-            <w:tcW w:w="1418" w:type="dxa"/>
-          </w:tcPr>
-          <w:p>
-            <w:pPr>
-              <w:pStyle w:val="NoParagraphStyle"/>
-              <w:spacing w:line="240" w:lineRule="auto"/>
-              <w:textAlignment w:val="auto"/>
-              <w:rPr>
-                <w:rFonts w:ascii="Calibri" w:hAnsi="Calibri" w:cs="Times New Roman"/>
-                <w:color w:val="auto"/>
-                <w:lang w:val="en-AU"/>
-              </w:rPr>
-            </w:pPr>
-          </w:p>
-        </w:tc>
-        <w:tc>
-          <w:tcPr>
-            <w:tcW w:w="2693" w:type="dxa"/>
-          </w:tcPr>
-          <w:p>
-            <w:pPr>
-              <w:pStyle w:val="NoParagraphStyle"/>
-              <w:spacing w:line="240" w:lineRule="auto"/>
-              <w:textAlignment w:val="auto"/>
-              <w:rPr>
-                <w:rFonts w:ascii="Calibri" w:hAnsi="Calibri" w:cs="Times New Roman"/>
-                <w:color w:val="auto"/>
-                <w:lang w:val="en-AU"/>
-              </w:rPr>
-            </w:pPr>
-          </w:p>
-        </w:tc>
-        <w:tc>
-          <w:tcPr>
-            <w:tcW w:w="2268" w:type="dxa"/>
-          </w:tcPr>
-          <w:p>
-            <w:pPr>
-              <w:pStyle w:val="NoParagraphStyle"/>
-              <w:spacing w:line="240" w:lineRule="auto"/>
-              <w:textAlignment w:val="auto"/>
-              <w:rPr>
-                <w:rFonts w:ascii="Calibri" w:hAnsi="Calibri" w:cs="Times New Roman"/>
-                <w:color w:val="auto"/>
-                <w:lang w:val="en-AU"/>
-              </w:rPr>
-            </w:pPr>
-          </w:p>
-        </w:tc>
-      </w:tr>
-      <w:tr>
-        <w:trPr>
-          <w:trHeight w:val="418"/>
-          <w:jc w:val="center"/>
-        </w:trPr>
-        <w:tc>
-          <w:tcPr>
-            <w:tcW w:w="1809" w:type="dxa"/>
-          </w:tcPr>
-          <w:p>
-            <w:pPr>
-              <w:pStyle w:val="NoParagraphStyle"/>
-              <w:spacing w:line="240" w:lineRule="auto"/>
-              <w:textAlignment w:val="auto"/>
-              <w:rPr>
-                <w:rFonts w:ascii="Calibri" w:hAnsi="Calibri" w:cs="Times New Roman"/>
-                <w:color w:val="auto"/>
-                <w:lang w:val="en-AU"/>
-              </w:rPr>
-            </w:pPr>
-          </w:p>
-        </w:tc>
-        <w:tc>
-          <w:tcPr>
-            <w:tcW w:w="1843" w:type="dxa"/>
-          </w:tcPr>
-          <w:p>
-            <w:pPr>
-              <w:pStyle w:val="NoParagraphStyle"/>
-              <w:spacing w:line="240" w:lineRule="auto"/>
-              <w:textAlignment w:val="auto"/>
-              <w:rPr>
-                <w:rFonts w:ascii="Calibri" w:hAnsi="Calibri" w:cs="Times New Roman"/>
-                <w:color w:val="auto"/>
-                <w:lang w:val="en-AU"/>
-              </w:rPr>
-            </w:pPr>
-          </w:p>
-        </w:tc>
-        <w:tc>
-          <w:tcPr>
-            <w:tcW w:w="1418" w:type="dxa"/>
-          </w:tcPr>
-          <w:p>
-            <w:pPr>
-              <w:pStyle w:val="NoParagraphStyle"/>
-              <w:spacing w:line="240" w:lineRule="auto"/>
-              <w:textAlignment w:val="auto"/>
-              <w:rPr>
-                <w:rFonts w:ascii="Calibri" w:hAnsi="Calibri" w:cs="Times New Roman"/>
-                <w:color w:val="auto"/>
-                <w:lang w:val="en-AU"/>
-              </w:rPr>
-            </w:pPr>
-          </w:p>
-        </w:tc>
-        <w:tc>
-          <w:tcPr>
-            <w:tcW w:w="2693" w:type="dxa"/>
-          </w:tcPr>
-          <w:p>
-            <w:pPr>
-              <w:pStyle w:val="NoParagraphStyle"/>
-              <w:spacing w:line="240" w:lineRule="auto"/>
-              <w:textAlignment w:val="auto"/>
-              <w:rPr>
-                <w:rFonts w:ascii="Calibri" w:hAnsi="Calibri" w:cs="Times New Roman"/>
-                <w:color w:val="auto"/>
-                <w:lang w:val="en-AU"/>
-              </w:rPr>
-            </w:pPr>
-          </w:p>
-        </w:tc>
-        <w:tc>
-          <w:tcPr>
-            <w:tcW w:w="2268" w:type="dxa"/>
-          </w:tcPr>
-          <w:p>
-            <w:pPr>
-              <w:pStyle w:val="NoParagraphStyle"/>
-              <w:spacing w:line="240" w:lineRule="auto"/>
-              <w:textAlignment w:val="auto"/>
-              <w:rPr>
-                <w:rFonts w:ascii="Calibri" w:hAnsi="Calibri" w:cs="Times New Roman"/>
-                <w:color w:val="auto"/>
-                <w:lang w:val="en-AU"/>
-              </w:rPr>
-            </w:pPr>
-          </w:p>
-        </w:tc>
-      </w:tr>
-      <w:tr>
-        <w:trPr>
-          <w:trHeight w:val="418"/>
-          <w:jc w:val="center"/>
-        </w:trPr>
-        <w:tc>
-          <w:tcPr>
-            <w:tcW w:w="1809" w:type="dxa"/>
-          </w:tcPr>
-          <w:p>
-            <w:pPr>
-              <w:pStyle w:val="NoParagraphStyle"/>
-              <w:spacing w:line="240" w:lineRule="auto"/>
-              <w:textAlignment w:val="auto"/>
-              <w:rPr>
-                <w:rFonts w:ascii="Calibri" w:hAnsi="Calibri" w:cs="Times New Roman"/>
-                <w:color w:val="auto"/>
-                <w:lang w:val="en-AU"/>
-              </w:rPr>
-            </w:pPr>
-          </w:p>
-        </w:tc>
-        <w:tc>
-          <w:tcPr>
-            <w:tcW w:w="1843" w:type="dxa"/>
-          </w:tcPr>
-          <w:p>
-            <w:pPr>
-              <w:pStyle w:val="NoParagraphStyle"/>
-              <w:spacing w:line="240" w:lineRule="auto"/>
-              <w:textAlignment w:val="auto"/>
-              <w:rPr>
-                <w:rFonts w:ascii="Calibri" w:hAnsi="Calibri" w:cs="Times New Roman"/>
-                <w:color w:val="auto"/>
-                <w:lang w:val="en-AU"/>
-              </w:rPr>
-            </w:pPr>
-          </w:p>
-        </w:tc>
-        <w:tc>
-          <w:tcPr>
-            <w:tcW w:w="1418" w:type="dxa"/>
-          </w:tcPr>
-          <w:p>
-            <w:pPr>
-              <w:pStyle w:val="NoParagraphStyle"/>
-              <w:spacing w:line="240" w:lineRule="auto"/>
-              <w:textAlignment w:val="auto"/>
-              <w:rPr>
-                <w:rFonts w:ascii="Calibri" w:hAnsi="Calibri" w:cs="Times New Roman"/>
-                <w:color w:val="auto"/>
-                <w:lang w:val="en-AU"/>
-              </w:rPr>
-            </w:pPr>
-          </w:p>
-        </w:tc>
-        <w:tc>
-          <w:tcPr>
-            <w:tcW w:w="2693" w:type="dxa"/>
-          </w:tcPr>
-          <w:p>
-            <w:pPr>
-              <w:pStyle w:val="NoParagraphStyle"/>
-              <w:spacing w:line="240" w:lineRule="auto"/>
-              <w:textAlignment w:val="auto"/>
-              <w:rPr>
-                <w:rFonts w:ascii="Calibri" w:hAnsi="Calibri" w:cs="Times New Roman"/>
-                <w:color w:val="auto"/>
-                <w:lang w:val="en-AU"/>
-              </w:rPr>
-            </w:pPr>
-          </w:p>
-        </w:tc>
-        <w:tc>
-          <w:tcPr>
-            <w:tcW w:w="2268" w:type="dxa"/>
-          </w:tcPr>
-          <w:p>
-            <w:pPr>
-              <w:pStyle w:val="NoParagraphStyle"/>
-              <w:spacing w:line="240" w:lineRule="auto"/>
-              <w:textAlignment w:val="auto"/>
-              <w:rPr>
-                <w:rFonts w:ascii="Calibri" w:hAnsi="Calibri" w:cs="Times New Roman"/>
-                <w:color w:val="auto"/>
-                <w:lang w:val="en-AU"/>
-              </w:rPr>
-            </w:pPr>
-          </w:p>
-        </w:tc>
-      </w:tr>
-      <w:tr>
-        <w:trPr>
-          <w:trHeight w:val="418"/>
-          <w:jc w:val="center"/>
-        </w:trPr>
-        <w:tc>
-          <w:tcPr>
-            <w:tcW w:w="1809" w:type="dxa"/>
-          </w:tcPr>
-          <w:p>
-            <w:pPr>
-              <w:pStyle w:val="NoParagraphStyle"/>
-              <w:spacing w:line="240" w:lineRule="auto"/>
-              <w:textAlignment w:val="auto"/>
-              <w:rPr>
-                <w:rFonts w:ascii="Calibri" w:hAnsi="Calibri" w:cs="Times New Roman"/>
-                <w:color w:val="auto"/>
-                <w:lang w:val="en-AU"/>
-              </w:rPr>
-            </w:pPr>
-          </w:p>
-        </w:tc>
-        <w:tc>
-          <w:tcPr>
-            <w:tcW w:w="1843" w:type="dxa"/>
-          </w:tcPr>
-          <w:p>
-            <w:pPr>
-              <w:pStyle w:val="NoParagraphStyle"/>
-              <w:spacing w:line="240" w:lineRule="auto"/>
-              <w:textAlignment w:val="auto"/>
-              <w:rPr>
-                <w:rFonts w:ascii="Calibri" w:hAnsi="Calibri" w:cs="Times New Roman"/>
-                <w:color w:val="auto"/>
-                <w:lang w:val="en-AU"/>
-              </w:rPr>
-            </w:pPr>
-          </w:p>
-        </w:tc>
-        <w:tc>
-          <w:tcPr>
-            <w:tcW w:w="1418" w:type="dxa"/>
-          </w:tcPr>
-          <w:p>
-            <w:pPr>
-              <w:pStyle w:val="NoParagraphStyle"/>
-              <w:spacing w:line="240" w:lineRule="auto"/>
-              <w:textAlignment w:val="auto"/>
-              <w:rPr>
-                <w:rFonts w:ascii="Calibri" w:hAnsi="Calibri" w:cs="Times New Roman"/>
-                <w:color w:val="auto"/>
-                <w:lang w:val="en-AU"/>
-              </w:rPr>
-            </w:pPr>
-          </w:p>
-        </w:tc>
-        <w:tc>
-          <w:tcPr>
-            <w:tcW w:w="2693" w:type="dxa"/>
-          </w:tcPr>
-          <w:p>
-            <w:pPr>
-              <w:pStyle w:val="NoParagraphStyle"/>
-              <w:spacing w:line="240" w:lineRule="auto"/>
-              <w:textAlignment w:val="auto"/>
-              <w:rPr>
-                <w:rFonts w:ascii="Calibri" w:hAnsi="Calibri" w:cs="Times New Roman"/>
-                <w:color w:val="auto"/>
-                <w:lang w:val="en-AU"/>
-              </w:rPr>
-            </w:pPr>
-          </w:p>
-        </w:tc>
-        <w:tc>
-          <w:tcPr>
-            <w:tcW w:w="2268" w:type="dxa"/>
-          </w:tcPr>
-          <w:p>
-            <w:pPr>
-              <w:pStyle w:val="NoParagraphStyle"/>
-              <w:spacing w:line="240" w:lineRule="auto"/>
-              <w:textAlignment w:val="auto"/>
-              <w:rPr>
-                <w:rFonts w:ascii="Calibri" w:hAnsi="Calibri" w:cs="Times New Roman"/>
-                <w:color w:val="auto"/>
-                <w:lang w:val="en-AU"/>
-              </w:rPr>
-            </w:pPr>
+            <w:r>
+              <w:rPr>
+                <w:rFonts w:ascii="Calibri" w:hAnsi="Calibri" w:cs="Times New Roman"/>
+                <w:color w:val="auto"/>
+                <w:lang w:val="en-AU"/>
+              </w:rPr>
+              <w:t>29/02/2026</w:t>
+            </w:r>
           </w:p>
         </w:tc>
       </w:tr>

--- a/Callum Wyndham - WHS Management Plan.docx
+++ b/Callum Wyndham - WHS Management Plan.docx
@@ -79,7 +79,7 @@
           </mc:Choice>
           <mc:Fallback>
             <w:pict>
-              <v:line w14:anchorId="4DBAA2F5" id="Straight Connector 1" o:spid="_x0000_s1026" style="position:absolute;z-index:251664384;visibility:visible;mso-wrap-style:square;mso-width-percent:0;mso-height-percent:0;mso-wrap-distance-left:9pt;mso-wrap-distance-top:0;mso-wrap-distance-right:9pt;mso-wrap-distance-bottom:0;mso-position-horizontal:absolute;mso-position-horizontal-relative:margin;mso-position-vertical:absolute;mso-position-vertical-relative:text;mso-width-percent:0;mso-height-percent:0;mso-width-relative:margin;mso-height-relative:margin" from="0,52pt" to="457.1pt,52pt" o:gfxdata="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" strokecolor="#81bc00" strokeweight="3pt">
+              <v:line w14:anchorId="0F9F3897" id="Straight Connector 1" o:spid="_x0000_s1026" style="position:absolute;z-index:251664384;visibility:visible;mso-wrap-style:square;mso-width-percent:0;mso-height-percent:0;mso-wrap-distance-left:9pt;mso-wrap-distance-top:0;mso-wrap-distance-right:9pt;mso-wrap-distance-bottom:0;mso-position-horizontal:absolute;mso-position-horizontal-relative:margin;mso-position-vertical:absolute;mso-position-vertical-relative:text;mso-width-percent:0;mso-height-percent:0;mso-width-relative:margin;mso-height-relative:margin" from="0,52pt" to="457.1pt,52pt" o:gfxdata="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" strokecolor="#81bc00" strokeweight="3pt">
                 <w10:wrap type="topAndBottom" anchorx="margin"/>
               </v:line>
             </w:pict>
@@ -380,35 +380,7 @@
         <w:rPr>
           <w:color w:val="auto"/>
         </w:rPr>
-        <w:t xml:space="preserve">&gt; is committed to ensuring, so far as is reasonably practicable, the health and safety of its </w:t>
-      </w:r>
-      <w:proofErr w:type="gramStart"/>
-      <w:r>
-        <w:rPr>
-          <w:color w:val="auto"/>
-        </w:rPr>
-        <w:t>works</w:t>
-      </w:r>
-      <w:proofErr w:type="gramEnd"/>
-      <w:r>
-        <w:rPr>
-          <w:color w:val="auto"/>
-        </w:rPr>
-        <w:t xml:space="preserve"> while they are at work, and that the health and safety of other </w:t>
-      </w:r>
-      <w:proofErr w:type="gramStart"/>
-      <w:r>
-        <w:rPr>
-          <w:color w:val="auto"/>
-        </w:rPr>
-        <w:t>persons</w:t>
-      </w:r>
-      <w:proofErr w:type="gramEnd"/>
-      <w:r>
-        <w:rPr>
-          <w:color w:val="auto"/>
-        </w:rPr>
-        <w:t xml:space="preserve"> is not put at risk from our operations. This will be achieved by</w:t>
+        <w:t>&gt; is committed to ensuring, so far as is reasonably practicable, the health and safety of its works while they are at work, and that the health and safety of other persons is not put at risk from our operations. This will be achieved by</w:t>
       </w:r>
       <w:r>
         <w:rPr>
@@ -428,7 +400,13 @@
         <w:rPr>
           <w:color w:val="auto"/>
         </w:rPr>
-        <w:t xml:space="preserve">providing </w:t>
+        <w:t>P</w:t>
+      </w:r>
+      <w:r>
+        <w:rPr>
+          <w:color w:val="auto"/>
+        </w:rPr>
+        <w:t xml:space="preserve">roviding </w:t>
       </w:r>
       <w:r>
         <w:rPr>
@@ -448,7 +426,13 @@
         <w:rPr>
           <w:color w:val="auto"/>
         </w:rPr>
-        <w:t>making sure all equipment is properly maintained</w:t>
+        <w:t>M</w:t>
+      </w:r>
+      <w:r>
+        <w:rPr>
+          <w:color w:val="auto"/>
+        </w:rPr>
+        <w:t>aking sure all equipment is properly maintained</w:t>
       </w:r>
     </w:p>
     <w:p>
@@ -462,7 +446,13 @@
         <w:rPr>
           <w:color w:val="auto"/>
         </w:rPr>
-        <w:t>ensuring all personnel have received the correct amount of training</w:t>
+        <w:t>E</w:t>
+      </w:r>
+      <w:r>
+        <w:rPr>
+          <w:color w:val="auto"/>
+        </w:rPr>
+        <w:t>nsuring all personnel have received the correct amount of training</w:t>
       </w:r>
     </w:p>
     <w:p>
@@ -683,7 +673,14 @@
           <w:color w:val="auto"/>
           <w:lang w:val="en-AU"/>
         </w:rPr>
-        <w:t>modelling health and safety leadership</w:t>
+        <w:t>M</w:t>
+      </w:r>
+      <w:r>
+        <w:rPr>
+          <w:color w:val="auto"/>
+          <w:lang w:val="en-AU"/>
+        </w:rPr>
+        <w:t>odelling health and safety leadership</w:t>
       </w:r>
     </w:p>
     <w:p>
@@ -703,7 +700,14 @@
           <w:color w:val="auto"/>
           <w:lang w:val="en-AU"/>
         </w:rPr>
-        <w:t>demonstrating a commitment to good health and safety performance</w:t>
+        <w:t>D</w:t>
+      </w:r>
+      <w:r>
+        <w:rPr>
+          <w:color w:val="auto"/>
+          <w:lang w:val="en-AU"/>
+        </w:rPr>
+        <w:t>emonstrating a commitment to good health and safety performance</w:t>
       </w:r>
     </w:p>
     <w:p>
@@ -723,7 +727,14 @@
           <w:color w:val="auto"/>
           <w:lang w:val="en-AU"/>
         </w:rPr>
-        <w:t>ensuring workers and visitors know how to keep themselves safe</w:t>
+        <w:t>E</w:t>
+      </w:r>
+      <w:r>
+        <w:rPr>
+          <w:color w:val="auto"/>
+          <w:lang w:val="en-AU"/>
+        </w:rPr>
+        <w:t>nsuring workers and visitors know how to keep themselves safe</w:t>
       </w:r>
     </w:p>
     <w:p>
@@ -743,7 +754,14 @@
           <w:color w:val="auto"/>
           <w:lang w:val="en-AU"/>
         </w:rPr>
-        <w:t>maintaining a safe working environment</w:t>
+        <w:t>M</w:t>
+      </w:r>
+      <w:r>
+        <w:rPr>
+          <w:color w:val="auto"/>
+          <w:lang w:val="en-AU"/>
+        </w:rPr>
+        <w:t>aintaining a safe working environment</w:t>
       </w:r>
     </w:p>
     <w:p>
@@ -818,7 +836,13 @@
         <w:rPr>
           <w:color w:val="auto"/>
         </w:rPr>
-        <w:t>ensuring their own personal health and safety, and that of others in the workplace</w:t>
+        <w:t>E</w:t>
+      </w:r>
+      <w:r>
+        <w:rPr>
+          <w:color w:val="auto"/>
+        </w:rPr>
+        <w:t>nsuring their own personal health and safety, and that of others in the workplace</w:t>
       </w:r>
     </w:p>
     <w:p>
@@ -832,7 +856,13 @@
         <w:rPr>
           <w:color w:val="auto"/>
         </w:rPr>
-        <w:t>complying with any reasonable directions (such as safe work procedures, wearing personal protective equipment) given by management that relates to health and safety</w:t>
+        <w:t>C</w:t>
+      </w:r>
+      <w:r>
+        <w:rPr>
+          <w:color w:val="auto"/>
+        </w:rPr>
+        <w:t>omplying with any reasonable directions (such as safe work procedures, wearing personal protective equipment) given by management that relates to health and safety</w:t>
       </w:r>
     </w:p>
     <w:p>
@@ -846,7 +876,27 @@
         <w:rPr>
           <w:color w:val="auto"/>
         </w:rPr>
-        <w:t>Cooperate with policies and procedures relating to WHS in the workplace</w:t>
+        <w:t>Cooperating</w:t>
+      </w:r>
+      <w:r>
+        <w:rPr>
+          <w:color w:val="auto"/>
+        </w:rPr>
+        <w:t xml:space="preserve"> with policies and procedures relating to WHS in the workplace</w:t>
+      </w:r>
+    </w:p>
+    <w:p>
+      <w:pPr>
+        <w:pStyle w:val="ParagraphStyle1"/>
+        <w:rPr>
+          <w:color w:val="auto"/>
+        </w:rPr>
+      </w:pPr>
+      <w:r>
+        <w:rPr>
+          <w:color w:val="auto"/>
+        </w:rPr>
+        <w:t>Taking reasonable action when a hazard is identified</w:t>
       </w:r>
     </w:p>
     <w:p>
@@ -868,35 +918,7 @@
         <w:rPr>
           <w:color w:val="auto"/>
         </w:rPr>
-        <w:t xml:space="preserve">It is acknowledged that, in accordance with the Act, a worker may cease, or refuse to carry out work if they </w:t>
-      </w:r>
-      <w:proofErr w:type="gramStart"/>
-      <w:r>
-        <w:rPr>
-          <w:color w:val="auto"/>
-        </w:rPr>
-        <w:t>have</w:t>
-      </w:r>
-      <w:proofErr w:type="gramEnd"/>
-      <w:r>
-        <w:rPr>
-          <w:color w:val="auto"/>
-        </w:rPr>
-        <w:t xml:space="preserve"> a reasonable </w:t>
-      </w:r>
-      <w:proofErr w:type="gramStart"/>
-      <w:r>
-        <w:rPr>
-          <w:color w:val="auto"/>
-        </w:rPr>
-        <w:t>concern</w:t>
-      </w:r>
-      <w:proofErr w:type="gramEnd"/>
-      <w:r>
-        <w:rPr>
-          <w:color w:val="auto"/>
-        </w:rPr>
-        <w:t xml:space="preserve"> the work would expose the worker to a serious risk </w:t>
+        <w:t xml:space="preserve">It is acknowledged that, in accordance with the Act, a worker may cease, or refuse to carry out work if they have a reasonable concern the work would expose the worker to a serious risk </w:t>
       </w:r>
       <w:r>
         <w:rPr>
@@ -986,7 +1008,21 @@
         <w:rPr>
           <w:color w:val="auto"/>
         </w:rPr>
-        <w:t>Ensure their own personal health and safety</w:t>
+        <w:t>Ensure that the policies listed by the WHS legislation are in place</w:t>
+      </w:r>
+    </w:p>
+    <w:p>
+      <w:pPr>
+        <w:pStyle w:val="ParagraphStyle1"/>
+        <w:rPr>
+          <w:color w:val="auto"/>
+        </w:rPr>
+      </w:pPr>
+      <w:r>
+        <w:rPr>
+          <w:color w:val="auto"/>
+        </w:rPr>
+        <w:t>Make sure that others and themselves are working safely</w:t>
       </w:r>
     </w:p>
     <w:p>
@@ -1028,7 +1064,6 @@
           <w:bCs/>
           <w:color w:val="auto"/>
         </w:rPr>
-        <w:lastRenderedPageBreak/>
         <w:t xml:space="preserve">Health and Safety </w:t>
       </w:r>
       <w:r>
@@ -1172,7 +1207,10 @@
         </w:numPr>
       </w:pPr>
       <w:r>
-        <w:t>elimination (removal of the hazard)</w:t>
+        <w:t>E</w:t>
+      </w:r>
+      <w:r>
+        <w:t>limination (removal of the hazard)</w:t>
       </w:r>
     </w:p>
     <w:p>
@@ -1184,7 +1222,16 @@
         </w:numPr>
       </w:pPr>
       <w:r>
-        <w:t>substitution (substitute the hazard for something which is less hazardous e.g. replace a hazardous chemical with one within is not hazardous)</w:t>
+        <w:t>S</w:t>
+      </w:r>
+      <w:r>
+        <w:t xml:space="preserve">ubstitution (substitute the hazard for something which is less hazardous e.g. replace a </w:t>
+      </w:r>
+      <w:r>
+        <w:t>H</w:t>
+      </w:r>
+      <w:r>
+        <w:t>azardous chemical with one within is not hazardous)</w:t>
       </w:r>
     </w:p>
     <w:p>
@@ -1196,7 +1243,10 @@
         </w:numPr>
       </w:pPr>
       <w:r>
-        <w:t>isolation (isolate the hazard from people e.g. place a noisy piece of equipment in another location)</w:t>
+        <w:t>I</w:t>
+      </w:r>
+      <w:r>
+        <w:t>solation (isolate the hazard from people e.g. place a noisy piece of equipment in another location)</w:t>
       </w:r>
     </w:p>
     <w:p>
@@ -1208,7 +1258,10 @@
         </w:numPr>
       </w:pPr>
       <w:r>
-        <w:t>engineering (e.g. guarding on machinery)</w:t>
+        <w:t>E</w:t>
+      </w:r>
+      <w:r>
+        <w:t>ngineering (e.g. guarding on machinery)</w:t>
       </w:r>
     </w:p>
     <w:p>
@@ -1220,7 +1273,10 @@
         </w:numPr>
       </w:pPr>
       <w:r>
-        <w:t>administrative (e.g. provision of training, policies and procedures, signage)</w:t>
+        <w:t>A</w:t>
+      </w:r>
+      <w:r>
+        <w:t>dministrative (e.g. provision of training, policies and procedures, signage)</w:t>
       </w:r>
     </w:p>
     <w:p>
@@ -1232,13 +1288,14 @@
         </w:numPr>
       </w:pPr>
       <w:r>
-        <w:t xml:space="preserve">personal protective equipment (e.g. use of </w:t>
-      </w:r>
-      <w:proofErr w:type="gramStart"/>
-      <w:r>
-        <w:t>hearing ,</w:t>
-      </w:r>
-      <w:proofErr w:type="gramEnd"/>
+        <w:t>P</w:t>
+      </w:r>
+      <w:r>
+        <w:t xml:space="preserve">ersonal protective equipment (e.g. use of </w:t>
+      </w:r>
+      <w:r>
+        <w:t>hearing,</w:t>
+      </w:r>
       <w:r>
         <w:t xml:space="preserve"> eye protection, high visibility vests).</w:t>
       </w:r>
@@ -1280,7 +1337,7 @@
                     </pic:cNvPicPr>
                   </pic:nvPicPr>
                   <pic:blipFill>
-                    <a:blip r:embed="rId8">
+                    <a:blip r:embed="rId11">
                       <a:extLst>
                         <a:ext uri="{28A0092B-C50C-407E-A947-70E740481C1C}">
                           <a14:useLocalDpi xmlns:a14="http://schemas.microsoft.com/office/drawing/2010/main" val="0"/>
@@ -2463,21 +2520,7 @@
               <w:rPr>
                 <w:lang w:eastAsia="en-AU"/>
               </w:rPr>
-              <w:t>(</w:t>
-            </w:r>
-            <w:proofErr w:type="spellStart"/>
-            <w:r>
-              <w:rPr>
-                <w:lang w:eastAsia="en-AU"/>
-              </w:rPr>
-              <w:t>i</w:t>
-            </w:r>
-            <w:proofErr w:type="spellEnd"/>
-            <w:r>
-              <w:rPr>
-                <w:lang w:eastAsia="en-AU"/>
-              </w:rPr>
-              <w:t>) the risk level has been reduced to as low as reasonably practicable using the hierarchy of risk controls;</w:t>
+              <w:t>(i) the risk level has been reduced to as low as reasonably practicable using the hierarchy of risk controls;</w:t>
             </w:r>
           </w:p>
           <w:p>
@@ -2605,21 +2648,7 @@
               <w:rPr>
                 <w:lang w:eastAsia="en-AU"/>
               </w:rPr>
-              <w:t>(</w:t>
-            </w:r>
-            <w:proofErr w:type="spellStart"/>
-            <w:r>
-              <w:rPr>
-                <w:lang w:eastAsia="en-AU"/>
-              </w:rPr>
-              <w:t>i</w:t>
-            </w:r>
-            <w:proofErr w:type="spellEnd"/>
-            <w:r>
-              <w:rPr>
-                <w:lang w:eastAsia="en-AU"/>
-              </w:rPr>
-              <w:t>) the risk level has been reduced to as low as reasonably practicable using the hierarchy of risk controls;</w:t>
+              <w:t>(i) the risk level has been reduced to as low as reasonably practicable using the hierarchy of risk controls;</w:t>
             </w:r>
           </w:p>
           <w:p>
@@ -2908,7 +2937,7 @@
                 <w:color w:val="auto"/>
                 <w:lang w:val="en-AU"/>
               </w:rPr>
-              <w:t>Glass shards on floor from broken light</w:t>
+              <w:t>Staring at a screen for too long</w:t>
             </w:r>
           </w:p>
         </w:tc>
@@ -2933,7 +2962,7 @@
                 <w:color w:val="auto"/>
                 <w:lang w:val="en-AU"/>
               </w:rPr>
-              <w:t>Someone could potentially cut open their feet and go to hospital</w:t>
+              <w:t>Disruption of sleep cycle and discomfort in eyes</w:t>
             </w:r>
           </w:p>
         </w:tc>
@@ -2958,7 +2987,7 @@
                 <w:color w:val="auto"/>
                 <w:lang w:val="en-AU"/>
               </w:rPr>
-              <w:t>Rare</w:t>
+              <w:t>Likely</w:t>
             </w:r>
           </w:p>
         </w:tc>
@@ -2983,7 +3012,7 @@
                 <w:color w:val="auto"/>
                 <w:lang w:val="en-AU"/>
               </w:rPr>
-              <w:t>High</w:t>
+              <w:t>Low</w:t>
             </w:r>
           </w:p>
         </w:tc>
@@ -3014,7 +3043,7 @@
                 <w:color w:val="auto"/>
                 <w:lang w:val="en-AU"/>
               </w:rPr>
-              <w:t>Hot Coffee spilled on the ground</w:t>
+              <w:t>Sitting on a chair with bad posture</w:t>
             </w:r>
           </w:p>
         </w:tc>
@@ -3039,7 +3068,15 @@
                 <w:color w:val="auto"/>
                 <w:lang w:val="en-AU"/>
               </w:rPr>
-              <w:t>Someone could slip and be Injured</w:t>
+              <w:t>It can cause stress on our spinal structure, stiffness and muscle pain</w:t>
+            </w:r>
+            <w:r>
+              <w:rPr>
+                <w:rFonts w:ascii="Calibri" w:hAnsi="Calibri" w:cs="Times New Roman"/>
+                <w:color w:val="auto"/>
+                <w:lang w:val="en-AU"/>
+              </w:rPr>
+              <w:t xml:space="preserve"> </w:t>
             </w:r>
           </w:p>
         </w:tc>
@@ -3089,7 +3126,7 @@
                 <w:color w:val="auto"/>
                 <w:lang w:val="en-AU"/>
               </w:rPr>
-              <w:t>Low</w:t>
+              <w:t>High</w:t>
             </w:r>
           </w:p>
         </w:tc>
@@ -3120,7 +3157,7 @@
                 <w:color w:val="auto"/>
                 <w:lang w:val="en-AU"/>
               </w:rPr>
-              <w:t>Damaged power cords dangling from roof</w:t>
+              <w:t>Spilling coffee on the ground</w:t>
             </w:r>
           </w:p>
         </w:tc>
@@ -3145,7 +3182,7 @@
                 <w:color w:val="auto"/>
                 <w:lang w:val="en-AU"/>
               </w:rPr>
-              <w:t>Someone could walk into it and get electrocuted or trapped in them</w:t>
+              <w:t>It could cause a person to slip and fall, which can lead to serious injuries depending on the location of the spillage</w:t>
             </w:r>
           </w:p>
         </w:tc>
@@ -3170,7 +3207,7 @@
                 <w:color w:val="auto"/>
                 <w:lang w:val="en-AU"/>
               </w:rPr>
-              <w:t>Rare</w:t>
+              <w:t>Unlikely</w:t>
             </w:r>
           </w:p>
         </w:tc>
@@ -3195,7 +3232,7 @@
                 <w:color w:val="auto"/>
                 <w:lang w:val="en-AU"/>
               </w:rPr>
-              <w:t>High</w:t>
+              <w:t>Medium</w:t>
             </w:r>
           </w:p>
         </w:tc>
@@ -3226,7 +3263,7 @@
                 <w:color w:val="auto"/>
                 <w:lang w:val="en-AU"/>
               </w:rPr>
-              <w:t>Inhaling Asbestos</w:t>
+              <w:t>Not getting enough sleep</w:t>
             </w:r>
           </w:p>
         </w:tc>
@@ -3251,7 +3288,7 @@
                 <w:color w:val="auto"/>
                 <w:lang w:val="en-AU"/>
               </w:rPr>
-              <w:t>Potential for lung cancer and Mesothelioma</w:t>
+              <w:t>It causes a negative effect on brain function, including a reduced amount of concentration.</w:t>
             </w:r>
           </w:p>
         </w:tc>
@@ -3276,7 +3313,7 @@
                 <w:color w:val="auto"/>
                 <w:lang w:val="en-AU"/>
               </w:rPr>
-              <w:t>Possible</w:t>
+              <w:t>Likely</w:t>
             </w:r>
           </w:p>
         </w:tc>
@@ -3301,7 +3338,7 @@
                 <w:color w:val="auto"/>
                 <w:lang w:val="en-AU"/>
               </w:rPr>
-              <w:t>High</w:t>
+              <w:t>Medium</w:t>
             </w:r>
           </w:p>
         </w:tc>
@@ -3311,10 +3348,10 @@
     <w:p>
       <w:pPr>
         <w:sectPr>
-          <w:headerReference w:type="even" r:id="rId9"/>
-          <w:headerReference w:type="default" r:id="rId10"/>
-          <w:footerReference w:type="default" r:id="rId11"/>
-          <w:headerReference w:type="first" r:id="rId12"/>
+          <w:headerReference w:type="even" r:id="rId12"/>
+          <w:headerReference w:type="default" r:id="rId13"/>
+          <w:footerReference w:type="default" r:id="rId14"/>
+          <w:headerReference w:type="first" r:id="rId15"/>
           <w:pgSz w:w="11906" w:h="16838"/>
           <w:pgMar w:top="1440" w:right="1440" w:bottom="1440" w:left="1440" w:header="340" w:footer="708" w:gutter="0"/>
           <w:cols w:space="708"/>
@@ -3386,6 +3423,14 @@
               </w:rPr>
               <w:t>Programming Inc Headquarters</w:t>
             </w:r>
+            <w:r>
+              <w:rPr>
+                <w:rFonts w:ascii="Calibri" w:hAnsi="Calibri" w:cs="Times New Roman"/>
+                <w:color w:val="auto"/>
+                <w:lang w:val="en-AU"/>
+              </w:rPr>
+              <w:t>, Brisbane, Queensland</w:t>
+            </w:r>
           </w:p>
         </w:tc>
       </w:tr>
@@ -3476,7 +3521,15 @@
                 <w:color w:val="auto"/>
                 <w:lang w:val="en-AU"/>
               </w:rPr>
-              <w:t>19/02/2026</w:t>
+              <w:t>25</w:t>
+            </w:r>
+            <w:r>
+              <w:rPr>
+                <w:rFonts w:ascii="Calibri" w:hAnsi="Calibri" w:cs="Times New Roman"/>
+                <w:color w:val="auto"/>
+                <w:lang w:val="en-AU"/>
+              </w:rPr>
+              <w:t>/02/2026</w:t>
             </w:r>
           </w:p>
         </w:tc>
@@ -3974,7 +4027,7 @@
                 <w:color w:val="auto"/>
                 <w:lang w:val="en-AU"/>
               </w:rPr>
-              <w:t>High</w:t>
+              <w:t>Significant</w:t>
             </w:r>
           </w:p>
         </w:tc>
@@ -4161,7 +4214,7 @@
                 <w:color w:val="auto"/>
                 <w:lang w:val="en-AU"/>
               </w:rPr>
-              <w:t>Medium</w:t>
+              <w:t>Moderate</w:t>
             </w:r>
           </w:p>
         </w:tc>
@@ -4213,6 +4266,14 @@
                 <w:lang w:val="en-AU"/>
               </w:rPr>
               <w:t>The person who spills</w:t>
+            </w:r>
+            <w:r>
+              <w:rPr>
+                <w:rFonts w:ascii="Calibri" w:hAnsi="Calibri" w:cs="Times New Roman"/>
+                <w:color w:val="auto"/>
+                <w:lang w:val="en-AU"/>
+              </w:rPr>
+              <w:t xml:space="preserve"> it</w:t>
             </w:r>
           </w:p>
         </w:tc>
@@ -4297,7 +4358,7 @@
                 <w:color w:val="auto"/>
                 <w:lang w:val="en-AU"/>
               </w:rPr>
-              <w:t>Testing Software</w:t>
+              <w:t>Making a password</w:t>
             </w:r>
           </w:p>
         </w:tc>
@@ -4322,7 +4383,7 @@
                 <w:color w:val="auto"/>
                 <w:lang w:val="en-AU"/>
               </w:rPr>
-              <w:t>Getting distracted because it’s too entertaining</w:t>
+              <w:t>Someone could hack into a database and steal confidential files</w:t>
             </w:r>
           </w:p>
         </w:tc>
@@ -4348,7 +4409,7 @@
                 <w:color w:val="auto"/>
                 <w:lang w:val="en-AU"/>
               </w:rPr>
-              <w:t>Low</w:t>
+              <w:t>High</w:t>
             </w:r>
           </w:p>
         </w:tc>
@@ -4374,7 +4435,7 @@
                 <w:color w:val="auto"/>
                 <w:lang w:val="en-AU"/>
               </w:rPr>
-              <w:t>Close the software</w:t>
+              <w:t>Change the password to be one that is secure</w:t>
             </w:r>
           </w:p>
         </w:tc>
@@ -4399,7 +4460,7 @@
                 <w:color w:val="auto"/>
                 <w:lang w:val="en-AU"/>
               </w:rPr>
-              <w:t>The distracted Person</w:t>
+              <w:t>The creator of the password</w:t>
             </w:r>
           </w:p>
         </w:tc>
@@ -4424,7 +4485,7 @@
                 <w:color w:val="auto"/>
                 <w:lang w:val="en-AU"/>
               </w:rPr>
-              <w:t>When distracted</w:t>
+              <w:t>Now</w:t>
             </w:r>
           </w:p>
         </w:tc>
@@ -4566,15 +4627,7 @@
                 <w:color w:val="auto"/>
                 <w:lang w:val="en-AU"/>
               </w:rPr>
-              <w:t xml:space="preserve"> </w:t>
-            </w:r>
-            <w:r>
-              <w:rPr>
-                <w:rFonts w:cs="Times New Roman"/>
-                <w:color w:val="auto"/>
-                <w:lang w:val="en-AU"/>
-              </w:rPr>
-              <w:t>Programming Inc Headquarters</w:t>
+              <w:t xml:space="preserve"> Programming Inc Headquarters</w:t>
             </w:r>
           </w:p>
         </w:tc>
@@ -4597,7 +4650,13 @@
               <w:t>Date:</w:t>
             </w:r>
             <w:r>
-              <w:t xml:space="preserve"> 19/02/2026</w:t>
+              <w:t xml:space="preserve"> </w:t>
+            </w:r>
+            <w:r>
+              <w:t>25</w:t>
+            </w:r>
+            <w:r>
+              <w:t>/02/2026</w:t>
             </w:r>
           </w:p>
         </w:tc>
@@ -4622,7 +4681,31 @@
                 <w:color w:val="auto"/>
                 <w:lang w:val="en-AU"/>
               </w:rPr>
-              <w:t>29/02/2026</w:t>
+              <w:t>18</w:t>
+            </w:r>
+            <w:r>
+              <w:rPr>
+                <w:rFonts w:cs="Times New Roman"/>
+                <w:color w:val="auto"/>
+                <w:lang w:val="en-AU"/>
+              </w:rPr>
+              <w:t>/0</w:t>
+            </w:r>
+            <w:r>
+              <w:rPr>
+                <w:rFonts w:cs="Times New Roman"/>
+                <w:color w:val="auto"/>
+                <w:lang w:val="en-AU"/>
+              </w:rPr>
+              <w:t>3</w:t>
+            </w:r>
+            <w:r>
+              <w:rPr>
+                <w:rFonts w:cs="Times New Roman"/>
+                <w:color w:val="auto"/>
+                <w:lang w:val="en-AU"/>
+              </w:rPr>
+              <w:t>/2026</w:t>
             </w:r>
           </w:p>
         </w:tc>
@@ -4753,7 +4836,7 @@
                 <w:color w:val="auto"/>
                 <w:lang w:val="en-AU"/>
               </w:rPr>
-              <w:t>Elimination</w:t>
+              <w:t>Proper chair posture</w:t>
             </w:r>
           </w:p>
         </w:tc>
@@ -4778,7 +4861,7 @@
                 <w:color w:val="auto"/>
                 <w:lang w:val="en-AU"/>
               </w:rPr>
-              <w:t>WHS Training</w:t>
+              <w:t>How to sit on a chair in a way that doesn’t risk their health</w:t>
             </w:r>
           </w:p>
         </w:tc>
@@ -4803,7 +4886,7 @@
                 <w:color w:val="auto"/>
                 <w:lang w:val="en-AU"/>
               </w:rPr>
-              <w:t>John Doe</w:t>
+              <w:t>Everyone</w:t>
             </w:r>
           </w:p>
         </w:tc>
@@ -4828,7 +4911,39 @@
                 <w:color w:val="auto"/>
                 <w:lang w:val="en-AU"/>
               </w:rPr>
-              <w:t>We will teach him how to properly dispose of dangerous substances and things that pose risk</w:t>
+              <w:t>A s</w:t>
+            </w:r>
+            <w:r>
+              <w:rPr>
+                <w:rFonts w:ascii="Calibri" w:hAnsi="Calibri" w:cs="Times New Roman"/>
+                <w:color w:val="auto"/>
+                <w:lang w:val="en-AU"/>
+              </w:rPr>
+              <w:t xml:space="preserve">imple </w:t>
+            </w:r>
+            <w:r>
+              <w:rPr>
+                <w:rFonts w:ascii="Calibri" w:hAnsi="Calibri" w:cs="Times New Roman"/>
+                <w:color w:val="auto"/>
+                <w:lang w:val="en-AU"/>
+              </w:rPr>
+              <w:t>p</w:t>
+            </w:r>
+            <w:r>
+              <w:rPr>
+                <w:rFonts w:ascii="Calibri" w:hAnsi="Calibri" w:cs="Times New Roman"/>
+                <w:color w:val="auto"/>
+                <w:lang w:val="en-AU"/>
+              </w:rPr>
+              <w:t>resentation</w:t>
+            </w:r>
+            <w:r>
+              <w:rPr>
+                <w:rFonts w:ascii="Calibri" w:hAnsi="Calibri" w:cs="Times New Roman"/>
+                <w:color w:val="auto"/>
+                <w:lang w:val="en-AU"/>
+              </w:rPr>
+              <w:t xml:space="preserve"> covering what bad posture is and how to correct it</w:t>
             </w:r>
           </w:p>
         </w:tc>
@@ -4853,7 +4968,31 @@
                 <w:color w:val="auto"/>
                 <w:lang w:val="en-AU"/>
               </w:rPr>
-              <w:t>29/02/2026</w:t>
+              <w:t>0</w:t>
+            </w:r>
+            <w:r>
+              <w:rPr>
+                <w:rFonts w:ascii="Calibri" w:hAnsi="Calibri" w:cs="Times New Roman"/>
+                <w:color w:val="auto"/>
+                <w:lang w:val="en-AU"/>
+              </w:rPr>
+              <w:t>9/0</w:t>
+            </w:r>
+            <w:r>
+              <w:rPr>
+                <w:rFonts w:ascii="Calibri" w:hAnsi="Calibri" w:cs="Times New Roman"/>
+                <w:color w:val="auto"/>
+                <w:lang w:val="en-AU"/>
+              </w:rPr>
+              <w:t>3</w:t>
+            </w:r>
+            <w:r>
+              <w:rPr>
+                <w:rFonts w:ascii="Calibri" w:hAnsi="Calibri" w:cs="Times New Roman"/>
+                <w:color w:val="auto"/>
+                <w:lang w:val="en-AU"/>
+              </w:rPr>
+              <w:t>/2026</w:t>
             </w:r>
           </w:p>
         </w:tc>
@@ -4884,7 +5023,7 @@
                 <w:color w:val="auto"/>
                 <w:lang w:val="en-AU"/>
               </w:rPr>
-              <w:t>Substitution</w:t>
+              <w:t>Secure Passwords</w:t>
             </w:r>
           </w:p>
         </w:tc>
@@ -4909,7 +5048,7 @@
                 <w:color w:val="auto"/>
                 <w:lang w:val="en-AU"/>
               </w:rPr>
-              <w:t>WHS Training</w:t>
+              <w:t>How to create a safe and secure password to ensure no one can hack into any accounts</w:t>
             </w:r>
           </w:p>
         </w:tc>
@@ -4934,7 +5073,7 @@
                 <w:color w:val="auto"/>
                 <w:lang w:val="en-AU"/>
               </w:rPr>
-              <w:t>Jane Doe</w:t>
+              <w:t>Everyone</w:t>
             </w:r>
           </w:p>
         </w:tc>
@@ -4959,7 +5098,7 @@
                 <w:color w:val="auto"/>
                 <w:lang w:val="en-AU"/>
               </w:rPr>
-              <w:t>We will teach her what dangerous substances have safe alternatives to turn to.</w:t>
+              <w:t>A presentation showing examples of good and bad passwords and how to make a secure password using things like password managers and generators</w:t>
             </w:r>
           </w:p>
         </w:tc>
@@ -4984,7 +5123,31 @@
                 <w:color w:val="auto"/>
                 <w:lang w:val="en-AU"/>
               </w:rPr>
-              <w:t>29/02/2026</w:t>
+              <w:t>12</w:t>
+            </w:r>
+            <w:r>
+              <w:rPr>
+                <w:rFonts w:ascii="Calibri" w:hAnsi="Calibri" w:cs="Times New Roman"/>
+                <w:color w:val="auto"/>
+                <w:lang w:val="en-AU"/>
+              </w:rPr>
+              <w:t>/0</w:t>
+            </w:r>
+            <w:r>
+              <w:rPr>
+                <w:rFonts w:ascii="Calibri" w:hAnsi="Calibri" w:cs="Times New Roman"/>
+                <w:color w:val="auto"/>
+                <w:lang w:val="en-AU"/>
+              </w:rPr>
+              <w:t>3</w:t>
+            </w:r>
+            <w:r>
+              <w:rPr>
+                <w:rFonts w:ascii="Calibri" w:hAnsi="Calibri" w:cs="Times New Roman"/>
+                <w:color w:val="auto"/>
+                <w:lang w:val="en-AU"/>
+              </w:rPr>
+              <w:t>/2026</w:t>
             </w:r>
           </w:p>
         </w:tc>
@@ -5015,7 +5178,7 @@
                 <w:color w:val="auto"/>
                 <w:lang w:val="en-AU"/>
               </w:rPr>
-              <w:t>Personal Protective Equipment</w:t>
+              <w:t>Proper breaks and rests</w:t>
             </w:r>
           </w:p>
         </w:tc>
@@ -5040,7 +5203,7 @@
                 <w:color w:val="auto"/>
                 <w:lang w:val="en-AU"/>
               </w:rPr>
-              <w:t>WHS Training</w:t>
+              <w:t>What to do to get a proper amount of time away from a screen</w:t>
             </w:r>
           </w:p>
         </w:tc>
@@ -5065,7 +5228,7 @@
                 <w:color w:val="auto"/>
                 <w:lang w:val="en-AU"/>
               </w:rPr>
-              <w:t>Joe Bloggs</w:t>
+              <w:t>Everyone</w:t>
             </w:r>
           </w:p>
         </w:tc>
@@ -5090,7 +5253,7 @@
                 <w:color w:val="auto"/>
                 <w:lang w:val="en-AU"/>
               </w:rPr>
-              <w:t>We will teach him about what protective gear he should wear and when he needs to wear it in the workplace</w:t>
+              <w:t>A presentation that shows the benefits of breaks, as well as a guide around places you could take a walk to and places to rest, relax and reset</w:t>
             </w:r>
           </w:p>
         </w:tc>
@@ -5115,7 +5278,31 @@
                 <w:color w:val="auto"/>
                 <w:lang w:val="en-AU"/>
               </w:rPr>
-              <w:t>29/02/2026</w:t>
+              <w:t>18</w:t>
+            </w:r>
+            <w:r>
+              <w:rPr>
+                <w:rFonts w:ascii="Calibri" w:hAnsi="Calibri" w:cs="Times New Roman"/>
+                <w:color w:val="auto"/>
+                <w:lang w:val="en-AU"/>
+              </w:rPr>
+              <w:t>/0</w:t>
+            </w:r>
+            <w:r>
+              <w:rPr>
+                <w:rFonts w:ascii="Calibri" w:hAnsi="Calibri" w:cs="Times New Roman"/>
+                <w:color w:val="auto"/>
+                <w:lang w:val="en-AU"/>
+              </w:rPr>
+              <w:t>3</w:t>
+            </w:r>
+            <w:r>
+              <w:rPr>
+                <w:rFonts w:ascii="Calibri" w:hAnsi="Calibri" w:cs="Times New Roman"/>
+                <w:color w:val="auto"/>
+                <w:lang w:val="en-AU"/>
+              </w:rPr>
+              <w:t>/2026</w:t>
             </w:r>
           </w:p>
         </w:tc>
@@ -7701,13 +7888,207 @@
 </file>
 
 <file path=customXml/item1.xml><?xml version="1.0" encoding="utf-8"?>
+<ct:contentTypeSchema xmlns:ct="http://schemas.microsoft.com/office/2006/metadata/contentType" xmlns:ma="http://schemas.microsoft.com/office/2006/metadata/properties/metaAttributes" ct:_="" ma:_="" ma:contentTypeName="Document" ma:contentTypeID="0x010100E8DD461D9AF0CE478E08EE9AE4B29A86" ma:contentTypeVersion="4" ma:contentTypeDescription="Create a new document." ma:contentTypeScope="" ma:versionID="ede1086ed553fc75398ed1be035031c7">
+  <xsd:schema xmlns:xsd="http://www.w3.org/2001/XMLSchema" xmlns:xs="http://www.w3.org/2001/XMLSchema" xmlns:p="http://schemas.microsoft.com/office/2006/metadata/properties" xmlns:ns3="b4c2a8e4-81c5-4e19-8593-ed885ca314a1" targetNamespace="http://schemas.microsoft.com/office/2006/metadata/properties" ma:root="true" ma:fieldsID="5542562b3adc35532af12942abc9440a" ns3:_="">
+    <xsd:import namespace="b4c2a8e4-81c5-4e19-8593-ed885ca314a1"/>
+    <xsd:element name="properties">
+      <xsd:complexType>
+        <xsd:sequence>
+          <xsd:element name="documentManagement">
+            <xsd:complexType>
+              <xsd:all>
+                <xsd:element ref="ns3:MediaServiceDateTaken" minOccurs="0"/>
+                <xsd:element ref="ns3:MediaServiceMetadata" minOccurs="0"/>
+                <xsd:element ref="ns3:MediaServiceFastMetadata" minOccurs="0"/>
+                <xsd:element ref="ns3:MediaServiceSearchProperties" minOccurs="0"/>
+              </xsd:all>
+            </xsd:complexType>
+          </xsd:element>
+        </xsd:sequence>
+      </xsd:complexType>
+    </xsd:element>
+  </xsd:schema>
+  <xsd:schema xmlns:xsd="http://www.w3.org/2001/XMLSchema" xmlns:xs="http://www.w3.org/2001/XMLSchema" xmlns:dms="http://schemas.microsoft.com/office/2006/documentManagement/types" xmlns:pc="http://schemas.microsoft.com/office/infopath/2007/PartnerControls" targetNamespace="b4c2a8e4-81c5-4e19-8593-ed885ca314a1" elementFormDefault="qualified">
+    <xsd:import namespace="http://schemas.microsoft.com/office/2006/documentManagement/types"/>
+    <xsd:import namespace="http://schemas.microsoft.com/office/infopath/2007/PartnerControls"/>
+    <xsd:element name="MediaServiceDateTaken" ma:index="8" nillable="true" ma:displayName="MediaServiceDateTaken" ma:hidden="true" ma:indexed="true" ma:internalName="MediaServiceDateTaken" ma:readOnly="true">
+      <xsd:simpleType>
+        <xsd:restriction base="dms:Text"/>
+      </xsd:simpleType>
+    </xsd:element>
+    <xsd:element name="MediaServiceMetadata" ma:index="9" nillable="true" ma:displayName="MediaServiceMetadata" ma:hidden="true" ma:internalName="MediaServiceMetadata" ma:readOnly="true">
+      <xsd:simpleType>
+        <xsd:restriction base="dms:Note"/>
+      </xsd:simpleType>
+    </xsd:element>
+    <xsd:element name="MediaServiceFastMetadata" ma:index="10" nillable="true" ma:displayName="MediaServiceFastMetadata" ma:hidden="true" ma:internalName="MediaServiceFastMetadata" ma:readOnly="true">
+      <xsd:simpleType>
+        <xsd:restriction base="dms:Note"/>
+      </xsd:simpleType>
+    </xsd:element>
+    <xsd:element name="MediaServiceSearchProperties" ma:index="11" nillable="true" ma:displayName="MediaServiceSearchProperties" ma:hidden="true" ma:internalName="MediaServiceSearchProperties" ma:readOnly="true">
+      <xsd:simpleType>
+        <xsd:restriction base="dms:Note"/>
+      </xsd:simpleType>
+    </xsd:element>
+  </xsd:schema>
+  <xsd:schema xmlns="http://schemas.openxmlformats.org/package/2006/metadata/core-properties" xmlns:xsd="http://www.w3.org/2001/XMLSchema" xmlns:xsi="http://www.w3.org/2001/XMLSchema-instance" xmlns:dc="http://purl.org/dc/elements/1.1/" xmlns:dcterms="http://purl.org/dc/terms/" xmlns:odoc="http://schemas.microsoft.com/internal/obd" targetNamespace="http://schemas.openxmlformats.org/package/2006/metadata/core-properties" elementFormDefault="qualified" attributeFormDefault="unqualified" blockDefault="#all">
+    <xsd:import namespace="http://purl.org/dc/elements/1.1/" schemaLocation="http://dublincore.org/schemas/xmls/qdc/2003/04/02/dc.xsd"/>
+    <xsd:import namespace="http://purl.org/dc/terms/" schemaLocation="http://dublincore.org/schemas/xmls/qdc/2003/04/02/dcterms.xsd"/>
+    <xsd:element name="coreProperties" type="CT_coreProperties"/>
+    <xsd:complexType name="CT_coreProperties">
+      <xsd:all>
+        <xsd:element ref="dc:creator" minOccurs="0" maxOccurs="1"/>
+        <xsd:element ref="dcterms:created" minOccurs="0" maxOccurs="1"/>
+        <xsd:element ref="dc:identifier" minOccurs="0" maxOccurs="1"/>
+        <xsd:element name="contentType" minOccurs="0" maxOccurs="1" type="xsd:string" ma:index="0" ma:displayName="Content Type"/>
+        <xsd:element ref="dc:title" minOccurs="0" maxOccurs="1" ma:index="4" ma:displayName="Title"/>
+        <xsd:element ref="dc:subject" minOccurs="0" maxOccurs="1"/>
+        <xsd:element ref="dc:description" minOccurs="0" maxOccurs="1"/>
+        <xsd:element name="keywords" minOccurs="0" maxOccurs="1" type="xsd:string"/>
+        <xsd:element ref="dc:language" minOccurs="0" maxOccurs="1"/>
+        <xsd:element name="category" minOccurs="0" maxOccurs="1" type="xsd:string"/>
+        <xsd:element name="version" minOccurs="0" maxOccurs="1" type="xsd:string"/>
+        <xsd:element name="revision" minOccurs="0" maxOccurs="1" type="xsd:string">
+          <xsd:annotation>
+            <xsd:documentation>
+                        This value indicates the number of saves or revisions. The application is responsible for updating this value after each revision.
+                    </xsd:documentation>
+          </xsd:annotation>
+        </xsd:element>
+        <xsd:element name="lastModifiedBy" minOccurs="0" maxOccurs="1" type="xsd:string"/>
+        <xsd:element ref="dcterms:modified" minOccurs="0" maxOccurs="1"/>
+        <xsd:element name="contentStatus" minOccurs="0" maxOccurs="1" type="xsd:string"/>
+      </xsd:all>
+    </xsd:complexType>
+  </xsd:schema>
+  <xs:schema xmlns:pc="http://schemas.microsoft.com/office/infopath/2007/PartnerControls" xmlns:xs="http://www.w3.org/2001/XMLSchema" targetNamespace="http://schemas.microsoft.com/office/infopath/2007/PartnerControls" elementFormDefault="qualified" attributeFormDefault="unqualified">
+    <xs:element name="Person">
+      <xs:complexType>
+        <xs:sequence>
+          <xs:element ref="pc:DisplayName" minOccurs="0"/>
+          <xs:element ref="pc:AccountId" minOccurs="0"/>
+          <xs:element ref="pc:AccountType" minOccurs="0"/>
+        </xs:sequence>
+      </xs:complexType>
+    </xs:element>
+    <xs:element name="DisplayName" type="xs:string"/>
+    <xs:element name="AccountId" type="xs:string"/>
+    <xs:element name="AccountType" type="xs:string"/>
+    <xs:element name="BDCAssociatedEntity">
+      <xs:complexType>
+        <xs:sequence>
+          <xs:element ref="pc:BDCEntity" minOccurs="0" maxOccurs="unbounded"/>
+        </xs:sequence>
+        <xs:attribute ref="pc:EntityNamespace"/>
+        <xs:attribute ref="pc:EntityName"/>
+        <xs:attribute ref="pc:SystemInstanceName"/>
+        <xs:attribute ref="pc:AssociationName"/>
+      </xs:complexType>
+    </xs:element>
+    <xs:attribute name="EntityNamespace" type="xs:string"/>
+    <xs:attribute name="EntityName" type="xs:string"/>
+    <xs:attribute name="SystemInstanceName" type="xs:string"/>
+    <xs:attribute name="AssociationName" type="xs:string"/>
+    <xs:element name="BDCEntity">
+      <xs:complexType>
+        <xs:sequence>
+          <xs:element ref="pc:EntityDisplayName" minOccurs="0"/>
+          <xs:element ref="pc:EntityInstanceReference" minOccurs="0"/>
+          <xs:element ref="pc:EntityId1" minOccurs="0"/>
+          <xs:element ref="pc:EntityId2" minOccurs="0"/>
+          <xs:element ref="pc:EntityId3" minOccurs="0"/>
+          <xs:element ref="pc:EntityId4" minOccurs="0"/>
+          <xs:element ref="pc:EntityId5" minOccurs="0"/>
+        </xs:sequence>
+      </xs:complexType>
+    </xs:element>
+    <xs:element name="EntityDisplayName" type="xs:string"/>
+    <xs:element name="EntityInstanceReference" type="xs:string"/>
+    <xs:element name="EntityId1" type="xs:string"/>
+    <xs:element name="EntityId2" type="xs:string"/>
+    <xs:element name="EntityId3" type="xs:string"/>
+    <xs:element name="EntityId4" type="xs:string"/>
+    <xs:element name="EntityId5" type="xs:string"/>
+    <xs:element name="Terms">
+      <xs:complexType>
+        <xs:sequence>
+          <xs:element ref="pc:TermInfo" minOccurs="0" maxOccurs="unbounded"/>
+        </xs:sequence>
+      </xs:complexType>
+    </xs:element>
+    <xs:element name="TermInfo">
+      <xs:complexType>
+        <xs:sequence>
+          <xs:element ref="pc:TermName" minOccurs="0"/>
+          <xs:element ref="pc:TermId" minOccurs="0"/>
+        </xs:sequence>
+      </xs:complexType>
+    </xs:element>
+    <xs:element name="TermName" type="xs:string"/>
+    <xs:element name="TermId" type="xs:string"/>
+  </xs:schema>
+</ct:contentTypeSchema>
+</file>
+
+<file path=customXml/item2.xml><?xml version="1.0" encoding="utf-8"?>
 <b:Sources xmlns:b="http://schemas.openxmlformats.org/officeDocument/2006/bibliography" xmlns="http://schemas.openxmlformats.org/officeDocument/2006/bibliography" SelectedStyle="\APA.XSL" StyleName="APA"/>
 </file>
 
+<file path=customXml/item3.xml><?xml version="1.0" encoding="utf-8"?>
+<p:properties xmlns:p="http://schemas.microsoft.com/office/2006/metadata/properties" xmlns:xsi="http://www.w3.org/2001/XMLSchema-instance" xmlns:pc="http://schemas.microsoft.com/office/infopath/2007/PartnerControls">
+  <documentManagement/>
+</p:properties>
+</file>
+
+<file path=customXml/item4.xml><?xml version="1.0" encoding="utf-8"?>
+<?mso-contentType ?>
+<FormTemplates xmlns="http://schemas.microsoft.com/sharepoint/v3/contenttype/forms">
+  <Display>DocumentLibraryForm</Display>
+  <Edit>DocumentLibraryForm</Edit>
+  <New>DocumentLibraryForm</New>
+</FormTemplates>
+</file>
+
 <file path=customXml/itemProps1.xml><?xml version="1.0" encoding="utf-8"?>
+<ds:datastoreItem xmlns:ds="http://schemas.openxmlformats.org/officeDocument/2006/customXml" ds:itemID="{44549E7A-B6B0-43CB-85A8-EF8BBC80665C}">
+  <ds:schemaRefs>
+    <ds:schemaRef ds:uri="http://schemas.microsoft.com/office/2006/metadata/contentType"/>
+    <ds:schemaRef ds:uri="http://schemas.microsoft.com/office/2006/metadata/properties/metaAttributes"/>
+    <ds:schemaRef ds:uri="http://www.w3.org/2001/XMLSchema"/>
+    <ds:schemaRef ds:uri="http://schemas.microsoft.com/office/2006/metadata/properties"/>
+    <ds:schemaRef ds:uri="b4c2a8e4-81c5-4e19-8593-ed885ca314a1"/>
+    <ds:schemaRef ds:uri="http://schemas.microsoft.com/office/2006/documentManagement/types"/>
+    <ds:schemaRef ds:uri="http://schemas.microsoft.com/office/infopath/2007/PartnerControls"/>
+    <ds:schemaRef ds:uri="http://schemas.openxmlformats.org/package/2006/metadata/core-properties"/>
+    <ds:schemaRef ds:uri="http://purl.org/dc/elements/1.1/"/>
+    <ds:schemaRef ds:uri="http://purl.org/dc/terms/"/>
+    <ds:schemaRef ds:uri="http://schemas.microsoft.com/internal/obd"/>
+  </ds:schemaRefs>
+</ds:datastoreItem>
+</file>
+
+<file path=customXml/itemProps2.xml><?xml version="1.0" encoding="utf-8"?>
 <ds:datastoreItem xmlns:ds="http://schemas.openxmlformats.org/officeDocument/2006/customXml" ds:itemID="{23C3A1C1-472A-4693-A5F7-64A50BF41BAA}">
   <ds:schemaRefs>
     <ds:schemaRef ds:uri="http://schemas.openxmlformats.org/officeDocument/2006/bibliography"/>
   </ds:schemaRefs>
 </ds:datastoreItem>
+</file>
+
+<file path=customXml/itemProps3.xml><?xml version="1.0" encoding="utf-8"?>
+<ds:datastoreItem xmlns:ds="http://schemas.openxmlformats.org/officeDocument/2006/customXml" ds:itemID="{1C9E4802-3C61-429B-B8E7-206421F9C4CC}">
+  <ds:schemaRefs>
+    <ds:schemaRef ds:uri="http://schemas.microsoft.com/office/2006/metadata/properties"/>
+    <ds:schemaRef ds:uri="http://schemas.microsoft.com/office/infopath/2007/PartnerControls"/>
+  </ds:schemaRefs>
+</ds:datastoreItem>
+</file>
+
+<file path=customXml/itemProps4.xml><?xml version="1.0" encoding="utf-8"?>
+<ds:datastoreItem xmlns:ds="http://schemas.openxmlformats.org/officeDocument/2006/customXml" ds:itemID="{C4C29D18-BFED-4ECB-8CF8-593A064F2504}">
+  <ds:schemaRefs>
+    <ds:schemaRef ds:uri="http://schemas.microsoft.com/sharepoint/v3/contenttype/forms"/>
+  </ds:schemaRefs>
+</ds:datastoreItem>
 </file>
--- a/Callum Wyndham - WHS Management Plan.docx
+++ b/Callum Wyndham - WHS Management Plan.docx
@@ -101,16 +101,13 @@
     </w:p>
     <w:p>
       <w:pPr>
-        <w:rPr>
-          <w:sz w:val="28"/>
-          <w:szCs w:val="28"/>
+        <w:pStyle w:val="Heading1"/>
+        <w:rPr>
           <w:u w:val="single"/>
         </w:rPr>
       </w:pPr>
       <w:r>
         <w:rPr>
-          <w:sz w:val="28"/>
-          <w:szCs w:val="28"/>
           <w:u w:val="single"/>
         </w:rPr>
         <w:t>Purpose</w:t>
@@ -195,330 +192,174 @@
     </w:p>
     <w:p>
       <w:r>
-        <w:t>This plan will assist &lt;</w:t>
+        <w:t xml:space="preserve">This plan will assist </w:t>
       </w:r>
       <w:r>
         <w:t>Programming Inc</w:t>
       </w:r>
       <w:r>
-        <w:t xml:space="preserve">&gt; in meeting its obligations in accordance with work health and safety legislation. </w:t>
-      </w:r>
-    </w:p>
-    <w:p>
-      <w:r>
-        <w:t>This plan applies to all &lt;</w:t>
+        <w:t xml:space="preserve"> in meeting its obligations in accordance with work health and safety legislation. </w:t>
+      </w:r>
+    </w:p>
+    <w:p>
+      <w:r>
+        <w:t xml:space="preserve">This plan applies to all </w:t>
       </w:r>
       <w:r>
         <w:t>Programming Inc</w:t>
       </w:r>
       <w:r>
-        <w:t>&gt;’s employees and to other persons at risk from work carried out at &lt;</w:t>
+        <w:t xml:space="preserve">’s employees and to other persons at risk from work carried out at </w:t>
       </w:r>
       <w:r>
         <w:t>Programming Inc</w:t>
       </w:r>
       <w:r>
-        <w:t>&gt;’s workplaces. Failure to comply with the requirements of this Plan may lead to disciplinary action.</w:t>
-      </w:r>
-    </w:p>
-    <w:p>
-      <w:pPr>
-        <w:pStyle w:val="BodyFormSamples"/>
-        <w:outlineLvl w:val="0"/>
+        <w:t>’s workplaces. Failure to comply with the requirements of this Plan may lead to disciplinary action.</w:t>
+      </w:r>
+    </w:p>
+    <w:p/>
+    <w:p>
+      <w:pPr>
+        <w:pStyle w:val="Heading1"/>
+        <w:rPr>
+          <w:u w:val="single"/>
+        </w:rPr>
+      </w:pPr>
+      <w:r>
+        <w:rPr>
+          <w:u w:val="single"/>
+        </w:rPr>
+        <w:t>Work Health and Safety (WHS) Policy</w:t>
+      </w:r>
+    </w:p>
+    <w:p>
+      <w:r>
+        <w:t xml:space="preserve">The Statement of Commitment and the Implementation of Policy Commitment provide the overarching direction </w:t>
+      </w:r>
+      <w:r>
+        <w:t>Programming Inc</w:t>
+      </w:r>
+      <w:r>
+        <w:t xml:space="preserve"> will follow in pursuit of workplace health and safety outcomes. These commitments are:</w:t>
+      </w:r>
+    </w:p>
+    <w:p>
+      <w:pPr>
         <w:rPr>
           <w:b/>
-          <w:bCs/>
-          <w:color w:val="auto"/>
-        </w:rPr>
-      </w:pPr>
-    </w:p>
-    <w:p>
-      <w:pPr>
-        <w:rPr>
-          <w:sz w:val="28"/>
-          <w:szCs w:val="28"/>
-          <w:u w:val="single"/>
-        </w:rPr>
-      </w:pPr>
-      <w:r>
-        <w:rPr>
-          <w:sz w:val="28"/>
-          <w:szCs w:val="28"/>
-          <w:u w:val="single"/>
-        </w:rPr>
-        <w:t>Work Health and Safety (WHS) Policy</w:t>
-      </w:r>
-    </w:p>
-    <w:p>
-      <w:pPr>
-        <w:pStyle w:val="BodyFormSamples"/>
-        <w:outlineLvl w:val="0"/>
-        <w:rPr>
-          <w:bCs/>
-          <w:color w:val="auto"/>
-          <w:lang w:val="en-AU"/>
-        </w:rPr>
-      </w:pPr>
-      <w:r>
-        <w:rPr>
-          <w:bCs/>
-          <w:color w:val="auto"/>
-          <w:lang w:val="en-AU"/>
-        </w:rPr>
-        <w:t>The Statement of Commitment and the Implementation of Policy Commitment provide the overarching direction &lt;</w:t>
-      </w:r>
-      <w:r>
-        <w:rPr>
-          <w:bCs/>
-          <w:color w:val="auto"/>
-          <w:lang w:val="en-AU"/>
-        </w:rPr>
+        </w:rPr>
+      </w:pPr>
+      <w:r>
+        <w:rPr>
+          <w:b/>
+        </w:rPr>
+        <w:t>Statement of Commitment</w:t>
+      </w:r>
+    </w:p>
+    <w:p>
+      <w:r>
         <w:t>Programming Inc</w:t>
       </w:r>
       <w:r>
-        <w:rPr>
-          <w:bCs/>
-          <w:color w:val="auto"/>
-          <w:lang w:val="en-AU"/>
-        </w:rPr>
-        <w:t>&gt; will follow in pursuit of workplace health and safety outcomes. These commitments are:</w:t>
-      </w:r>
-    </w:p>
-    <w:p>
-      <w:pPr>
-        <w:pStyle w:val="BodyFormSamples"/>
-        <w:outlineLvl w:val="0"/>
-        <w:rPr>
-          <w:bCs/>
-          <w:color w:val="auto"/>
-          <w:lang w:val="en-AU"/>
-        </w:rPr>
-      </w:pPr>
-    </w:p>
-    <w:p>
-      <w:pPr>
-        <w:pStyle w:val="BodyFormSamples"/>
-        <w:outlineLvl w:val="0"/>
+        <w:t xml:space="preserve"> is committed to providing a workplace that enables all work activities to be carried out safely. We will take all reasonably practicable measures to eliminate or minimize risks to health, safety and welfare of workers, contactors, visitors, and anyone else who may be affected by our operations.</w:t>
+      </w:r>
+    </w:p>
+    <w:p>
+      <w:r>
+        <w:t xml:space="preserve">We are committed to ensuring we comply with the </w:t>
+      </w:r>
+      <w:r>
+        <w:rPr>
+          <w:i/>
+        </w:rPr>
+        <w:t>Work Health and Safety Act 2011</w:t>
+      </w:r>
+      <w:r>
+        <w:t xml:space="preserve"> (the Act). We will also comply with any other relevant legislation, applicable Codes of Practice and Australian Standards as far as possible.</w:t>
+      </w:r>
+    </w:p>
+    <w:p>
+      <w:pPr>
         <w:rPr>
           <w:b/>
-          <w:bCs/>
-          <w:color w:val="auto"/>
         </w:rPr>
       </w:pPr>
       <w:r>
         <w:rPr>
           <w:b/>
-          <w:bCs/>
-          <w:color w:val="auto"/>
-        </w:rPr>
-        <w:t>Statement of Commitment</w:t>
-      </w:r>
-    </w:p>
-    <w:p>
-      <w:r>
-        <w:t>&lt;</w:t>
-      </w:r>
+        </w:rPr>
+        <w:t>Implementation of Policy Commitment</w:t>
+      </w:r>
+    </w:p>
+    <w:p>
       <w:r>
         <w:t>Programming Inc</w:t>
       </w:r>
       <w:r>
-        <w:t>&gt; is committed to providing a workplace that enables all work activities to be carried out safely. We will take all reasonably practicable measures to eliminate or minimize risks to health, safety and welfare of workers, contactors, visitors, and anyone else who may be affected by our operations.</w:t>
-      </w:r>
-    </w:p>
-    <w:p>
-      <w:r>
-        <w:t xml:space="preserve">We are committed to ensuring we comply with the </w:t>
-      </w:r>
-      <w:r>
-        <w:rPr>
-          <w:i/>
-        </w:rPr>
-        <w:t>Work Health and Safety Act 2011</w:t>
-      </w:r>
-      <w:r>
-        <w:t xml:space="preserve"> (the Act). We will also comply with any other relevant legislation, applicable Codes of Practice and Australian Standards as far as possible.</w:t>
-      </w:r>
-    </w:p>
-    <w:p>
-      <w:pPr>
-        <w:pStyle w:val="BodyFormSamples"/>
-        <w:rPr>
-          <w:b/>
-          <w:color w:val="auto"/>
-          <w:lang w:val="en-AU"/>
-        </w:rPr>
-      </w:pPr>
-      <w:r>
-        <w:rPr>
-          <w:b/>
-          <w:color w:val="auto"/>
-          <w:lang w:val="en-AU"/>
-        </w:rPr>
-        <w:t>Implementation of Policy Commitment</w:t>
-      </w:r>
-    </w:p>
-    <w:p>
-      <w:pPr>
-        <w:pStyle w:val="BodyFormSamples"/>
-        <w:rPr>
-          <w:color w:val="auto"/>
-        </w:rPr>
-      </w:pPr>
-      <w:r>
-        <w:rPr>
-          <w:color w:val="auto"/>
-        </w:rPr>
-        <w:t>&lt;</w:t>
-      </w:r>
-      <w:r>
-        <w:rPr>
-          <w:color w:val="auto"/>
-        </w:rPr>
-        <w:t>Programming Inc</w:t>
-      </w:r>
-      <w:r>
-        <w:rPr>
-          <w:color w:val="auto"/>
-        </w:rPr>
-        <w:t>&gt; is committed to ensuring, so far as is reasonably practicable, the health and safety of its works while they are at work, and that the health and safety of other persons is not put at risk from our operations. This will be achieved by</w:t>
-      </w:r>
-      <w:r>
-        <w:rPr>
-          <w:color w:val="auto"/>
-        </w:rPr>
+        <w:t xml:space="preserve"> is committed to ensuring, so far as is reasonably practicable, the health and safety of its works while they are at work, and that the health and safety of other persons is not put at risk from our operations. This will be achieved by</w:t>
+      </w:r>
+      <w:r>
         <w:t>:</w:t>
       </w:r>
     </w:p>
     <w:p>
       <w:pPr>
-        <w:pStyle w:val="ParagraphStyle1"/>
-        <w:rPr>
-          <w:color w:val="auto"/>
-        </w:rPr>
-      </w:pPr>
-      <w:r>
-        <w:rPr>
-          <w:color w:val="auto"/>
-        </w:rPr>
-        <w:t>P</w:t>
-      </w:r>
-      <w:r>
-        <w:rPr>
-          <w:color w:val="auto"/>
-        </w:rPr>
-        <w:t xml:space="preserve">roviding </w:t>
-      </w:r>
-      <w:r>
-        <w:rPr>
-          <w:color w:val="auto"/>
-        </w:rPr>
-        <w:t>a safe working environment</w:t>
-      </w:r>
-    </w:p>
-    <w:p>
-      <w:pPr>
-        <w:pStyle w:val="ParagraphStyle1"/>
-        <w:rPr>
-          <w:color w:val="auto"/>
-        </w:rPr>
-      </w:pPr>
-      <w:r>
-        <w:rPr>
-          <w:color w:val="auto"/>
-        </w:rPr>
-        <w:t>M</w:t>
-      </w:r>
-      <w:r>
-        <w:rPr>
-          <w:color w:val="auto"/>
-        </w:rPr>
-        <w:t>aking sure all equipment is properly maintained</w:t>
-      </w:r>
-    </w:p>
-    <w:p>
-      <w:pPr>
-        <w:pStyle w:val="ParagraphStyle1"/>
-        <w:rPr>
-          <w:color w:val="auto"/>
-        </w:rPr>
-      </w:pPr>
-      <w:r>
-        <w:rPr>
-          <w:color w:val="auto"/>
-        </w:rPr>
-        <w:t>E</w:t>
-      </w:r>
-      <w:r>
-        <w:rPr>
-          <w:color w:val="auto"/>
-        </w:rPr>
-        <w:t>nsuring all personnel have received the correct amount of training</w:t>
-      </w:r>
-    </w:p>
-    <w:p>
-      <w:pPr>
-        <w:pStyle w:val="ParagraphStyle1"/>
+        <w:pStyle w:val="ListParagraph"/>
         <w:numPr>
           <w:ilvl w:val="0"/>
-          <w:numId w:val="0"/>
+          <w:numId w:val="8"/>
         </w:numPr>
-        <w:ind w:left="984"/>
-        <w:rPr>
-          <w:color w:val="auto"/>
-        </w:rPr>
-      </w:pPr>
-    </w:p>
-    <w:p>
-      <w:pPr>
-        <w:pStyle w:val="ParagraphStyle1"/>
+      </w:pPr>
+      <w:r>
+        <w:t>P</w:t>
+      </w:r>
+      <w:r>
+        <w:t xml:space="preserve">roviding </w:t>
+      </w:r>
+      <w:r>
+        <w:t>a safe working environment</w:t>
+      </w:r>
+    </w:p>
+    <w:p>
+      <w:pPr>
+        <w:pStyle w:val="ListParagraph"/>
         <w:numPr>
           <w:ilvl w:val="0"/>
-          <w:numId w:val="0"/>
+          <w:numId w:val="8"/>
         </w:numPr>
-        <w:ind w:left="984"/>
-        <w:rPr>
-          <w:color w:val="auto"/>
-        </w:rPr>
-      </w:pPr>
-    </w:p>
-    <w:p>
-      <w:pPr>
-        <w:pStyle w:val="ParagraphStyle1"/>
+      </w:pPr>
+      <w:r>
+        <w:t>M</w:t>
+      </w:r>
+      <w:r>
+        <w:t>aking sure all equipment is properly maintained</w:t>
+      </w:r>
+    </w:p>
+    <w:p>
+      <w:pPr>
+        <w:pStyle w:val="ListParagraph"/>
         <w:numPr>
           <w:ilvl w:val="0"/>
-          <w:numId w:val="0"/>
+          <w:numId w:val="8"/>
         </w:numPr>
-        <w:ind w:left="984"/>
-        <w:rPr>
-          <w:color w:val="auto"/>
-        </w:rPr>
-      </w:pPr>
-    </w:p>
-    <w:p>
-      <w:pPr>
-        <w:pStyle w:val="ParagraphStyle1"/>
-        <w:numPr>
-          <w:ilvl w:val="0"/>
-          <w:numId w:val="0"/>
-        </w:numPr>
-        <w:ind w:left="984"/>
-        <w:rPr>
-          <w:color w:val="auto"/>
-        </w:rPr>
-      </w:pPr>
-    </w:p>
-    <w:p>
-      <w:pPr>
-        <w:rPr>
-          <w:sz w:val="28"/>
-          <w:szCs w:val="28"/>
+      </w:pPr>
+      <w:r>
+        <w:t>E</w:t>
+      </w:r>
+      <w:r>
+        <w:t>nsuring all personnel have received the correct amount of training</w:t>
+      </w:r>
+    </w:p>
+    <w:p>
+      <w:pPr>
+        <w:pStyle w:val="Heading1"/>
+        <w:rPr>
           <w:u w:val="single"/>
         </w:rPr>
       </w:pPr>
       <w:r>
         <w:rPr>
-          <w:sz w:val="28"/>
-          <w:szCs w:val="28"/>
           <w:u w:val="single"/>
         </w:rPr>
         <w:lastRenderedPageBreak/>
@@ -591,13 +432,10 @@
     </w:p>
     <w:p>
       <w:r>
-        <w:t>&lt;</w:t>
-      </w:r>
-      <w:r>
         <w:t>Programming Inc</w:t>
       </w:r>
       <w:r>
-        <w:t>&gt; is a PCBU.</w:t>
+        <w:t xml:space="preserve"> is a PCBU.</w:t>
       </w:r>
     </w:p>
     <w:p>
@@ -607,16 +445,13 @@
     </w:p>
     <w:p>
       <w:pPr>
-        <w:rPr>
-          <w:sz w:val="28"/>
-          <w:szCs w:val="28"/>
+        <w:pStyle w:val="Heading1"/>
+        <w:rPr>
           <w:u w:val="single"/>
         </w:rPr>
       </w:pPr>
       <w:r>
         <w:rPr>
-          <w:sz w:val="28"/>
-          <w:szCs w:val="28"/>
           <w:u w:val="single"/>
         </w:rPr>
         <w:t>Responsibilities</w:t>
@@ -968,7 +803,7 @@
         <w:rPr>
           <w:color w:val="auto"/>
         </w:rPr>
-        <w:t>Contractors, sub-contractors and self-employed persons are defined as “workers” under the WHS Act if they carry out work in any capacity for &lt;</w:t>
+        <w:t xml:space="preserve">Contractors, sub-contractors and self-employed persons are defined as “workers” under the WHS Act if they carry out work in any capacity for </w:t>
       </w:r>
       <w:r>
         <w:rPr>
@@ -980,7 +815,7 @@
         <w:rPr>
           <w:color w:val="auto"/>
         </w:rPr>
-        <w:t>&gt;. They are required to:</w:t>
+        <w:t>. They are required to:</w:t>
       </w:r>
     </w:p>
     <w:p>
@@ -1051,79 +886,52 @@
     </w:p>
     <w:p>
       <w:pPr>
-        <w:pStyle w:val="BodyFormSamples"/>
-        <w:outlineLvl w:val="0"/>
-        <w:rPr>
-          <w:bCs/>
-          <w:color w:val="auto"/>
-        </w:rPr>
-      </w:pPr>
-      <w:r>
-        <w:rPr>
+        <w:rPr>
+          <w:rFonts w:asciiTheme="majorHAnsi" w:hAnsiTheme="majorHAnsi" w:cstheme="majorHAnsi"/>
           <w:b/>
           <w:bCs/>
-          <w:color w:val="auto"/>
-        </w:rPr>
-        <w:t xml:space="preserve">Health and Safety </w:t>
-      </w:r>
-      <w:r>
-        <w:rPr>
+          <w:sz w:val="24"/>
+          <w:szCs w:val="24"/>
+        </w:rPr>
+      </w:pPr>
+      <w:r>
+        <w:rPr>
+          <w:rFonts w:asciiTheme="majorHAnsi" w:hAnsiTheme="majorHAnsi" w:cstheme="majorHAnsi"/>
           <w:b/>
           <w:bCs/>
-          <w:color w:val="auto"/>
+          <w:sz w:val="24"/>
+          <w:szCs w:val="24"/>
+        </w:rPr>
+        <w:t xml:space="preserve">Health and Safety </w:t>
+      </w:r>
+      <w:r>
+        <w:rPr>
+          <w:rFonts w:asciiTheme="majorHAnsi" w:hAnsiTheme="majorHAnsi" w:cstheme="majorHAnsi"/>
+          <w:b/>
+          <w:bCs/>
+          <w:sz w:val="24"/>
+          <w:szCs w:val="24"/>
         </w:rPr>
         <w:t>Experts</w:t>
       </w:r>
     </w:p>
     <w:p>
-      <w:pPr>
-        <w:pStyle w:val="BodyFormSamples"/>
-        <w:outlineLvl w:val="0"/>
-        <w:rPr>
-          <w:bCs/>
-          <w:color w:val="auto"/>
-        </w:rPr>
-      </w:pPr>
-      <w:r>
-        <w:rPr>
-          <w:bCs/>
-          <w:color w:val="auto"/>
-        </w:rPr>
+      <w:r>
         <w:t xml:space="preserve">The following is a list of </w:t>
       </w:r>
       <w:r>
-        <w:rPr>
-          <w:bCs/>
-          <w:color w:val="auto"/>
-        </w:rPr>
         <w:t>nominated workplace health and safety expert</w:t>
       </w:r>
       <w:r>
-        <w:rPr>
-          <w:bCs/>
-          <w:color w:val="auto"/>
-        </w:rPr>
         <w:t>s</w:t>
       </w:r>
       <w:r>
-        <w:rPr>
-          <w:bCs/>
-          <w:color w:val="auto"/>
-        </w:rPr>
         <w:t xml:space="preserve">, </w:t>
       </w:r>
       <w:r>
-        <w:rPr>
-          <w:bCs/>
-          <w:color w:val="auto"/>
-        </w:rPr>
         <w:t xml:space="preserve">who </w:t>
       </w:r>
       <w:r>
-        <w:rPr>
-          <w:bCs/>
-          <w:color w:val="auto"/>
-        </w:rPr>
         <w:t>may be called on to assist with any aspect of this workplace health and safety management plan.</w:t>
       </w:r>
     </w:p>
@@ -1165,24 +973,19 @@
     </w:p>
     <w:p>
       <w:pPr>
-        <w:rPr>
-          <w:sz w:val="28"/>
-          <w:szCs w:val="28"/>
+        <w:pStyle w:val="Heading1"/>
+        <w:rPr>
           <w:u w:val="single"/>
         </w:rPr>
       </w:pPr>
       <w:r>
         <w:rPr>
-          <w:sz w:val="28"/>
-          <w:szCs w:val="28"/>
           <w:u w:val="single"/>
         </w:rPr>
         <w:t xml:space="preserve">WHS </w:t>
       </w:r>
       <w:r>
         <w:rPr>
-          <w:sz w:val="28"/>
-          <w:szCs w:val="28"/>
           <w:u w:val="single"/>
         </w:rPr>
         <w:t>Risk Assessment:</w:t>
@@ -1302,13 +1105,13 @@
     </w:p>
     <w:p>
       <w:r>
-        <w:t>Outcomes of risk assessments will be documented and the control measures reviewed at least annually or earlier should a task or activity be the subject of a WHS incident or a change of process or requirement. Current risk assessments will ensure that &lt;</w:t>
+        <w:t xml:space="preserve">Outcomes of risk assessments will be documented and the control measures reviewed at least annually or earlier should a task or activity be the subject of a WHS incident or a change of process or requirement. Current risk assessments will ensure that </w:t>
       </w:r>
       <w:r>
         <w:t>Programming Inc</w:t>
       </w:r>
       <w:r>
-        <w:t>&gt; achieves the goal of eliminating or minimising the risk workers may be exposed to.</w:t>
+        <w:t xml:space="preserve"> achieves the goal of eliminating or minimising the risk workers may be exposed to.</w:t>
       </w:r>
     </w:p>
     <w:p>
@@ -1377,16 +1180,13 @@
     </w:p>
     <w:p>
       <w:pPr>
-        <w:rPr>
-          <w:sz w:val="28"/>
-          <w:szCs w:val="28"/>
+        <w:pStyle w:val="Heading1"/>
+        <w:rPr>
           <w:u w:val="single"/>
         </w:rPr>
       </w:pPr>
       <w:r>
         <w:rPr>
-          <w:sz w:val="28"/>
-          <w:szCs w:val="28"/>
           <w:u w:val="single"/>
         </w:rPr>
         <w:lastRenderedPageBreak/>
@@ -2964,6 +2764,14 @@
               </w:rPr>
               <w:t>Disruption of sleep cycle and discomfort in eyes</w:t>
             </w:r>
+            <w:r>
+              <w:rPr>
+                <w:rFonts w:ascii="Calibri" w:hAnsi="Calibri" w:cs="Times New Roman"/>
+                <w:color w:val="auto"/>
+                <w:lang w:val="en-AU"/>
+              </w:rPr>
+              <w:t xml:space="preserve"> (Minor)</w:t>
+            </w:r>
           </w:p>
         </w:tc>
         <w:tc>
@@ -3078,6 +2886,14 @@
               </w:rPr>
               <w:t xml:space="preserve"> </w:t>
             </w:r>
+            <w:r>
+              <w:rPr>
+                <w:rFonts w:ascii="Calibri" w:hAnsi="Calibri" w:cs="Times New Roman"/>
+                <w:color w:val="auto"/>
+                <w:lang w:val="en-AU"/>
+              </w:rPr>
+              <w:t>(Major)</w:t>
+            </w:r>
           </w:p>
         </w:tc>
         <w:tc>
@@ -3184,6 +3000,14 @@
               </w:rPr>
               <w:t>It could cause a person to slip and fall, which can lead to serious injuries depending on the location of the spillage</w:t>
             </w:r>
+            <w:r>
+              <w:rPr>
+                <w:rFonts w:ascii="Calibri" w:hAnsi="Calibri" w:cs="Times New Roman"/>
+                <w:color w:val="auto"/>
+                <w:lang w:val="en-AU"/>
+              </w:rPr>
+              <w:t xml:space="preserve"> (Moderate)</w:t>
+            </w:r>
           </w:p>
         </w:tc>
         <w:tc>
@@ -3289,6 +3113,14 @@
                 <w:lang w:val="en-AU"/>
               </w:rPr>
               <w:t>It causes a negative effect on brain function, including a reduced amount of concentration.</w:t>
+            </w:r>
+            <w:r>
+              <w:rPr>
+                <w:rFonts w:ascii="Calibri" w:hAnsi="Calibri" w:cs="Times New Roman"/>
+                <w:color w:val="auto"/>
+                <w:lang w:val="en-AU"/>
+              </w:rPr>
+              <w:t xml:space="preserve"> (Minor)</w:t>
             </w:r>
           </w:p>
         </w:tc>
@@ -4027,7 +3859,7 @@
                 <w:color w:val="auto"/>
                 <w:lang w:val="en-AU"/>
               </w:rPr>
-              <w:t>Significant</w:t>
+              <w:t>Low</w:t>
             </w:r>
           </w:p>
         </w:tc>
@@ -4129,7 +3961,7 @@
                 <w:color w:val="auto"/>
                 <w:lang w:val="en-AU"/>
               </w:rPr>
-              <w:t>Medium</w:t>
+              <w:t>Very Low</w:t>
             </w:r>
           </w:p>
         </w:tc>
@@ -4530,16 +4362,13 @@
     </w:p>
     <w:p>
       <w:pPr>
-        <w:rPr>
-          <w:sz w:val="28"/>
-          <w:szCs w:val="28"/>
+        <w:pStyle w:val="Heading1"/>
+        <w:rPr>
           <w:u w:val="single"/>
         </w:rPr>
       </w:pPr>
       <w:r>
         <w:rPr>
-          <w:sz w:val="28"/>
-          <w:szCs w:val="28"/>
           <w:u w:val="single"/>
         </w:rPr>
         <w:lastRenderedPageBreak/>
@@ -4547,8 +4376,6 @@
       </w:r>
       <w:r>
         <w:rPr>
-          <w:sz w:val="28"/>
-          <w:szCs w:val="28"/>
           <w:u w:val="single"/>
         </w:rPr>
         <w:t>Plan for Workers:</w:t>
@@ -4556,30 +4383,27 @@
     </w:p>
     <w:p>
       <w:r>
-        <w:t>&lt;</w:t>
-      </w:r>
-      <w:r>
         <w:t>Programming Inc</w:t>
       </w:r>
       <w:r>
-        <w:t>&gt; is committed to providing appropriate training to ensure workers have the skills and knowledge necessary to fulfil their WHS obligations. WHS training is a fundamental requirement for &lt;</w:t>
+        <w:t xml:space="preserve"> is committed to providing appropriate training to ensure workers have the skills and knowledge necessary to fulfil their WHS obligations. WHS training is a fundamental requirement for </w:t>
       </w:r>
       <w:r>
         <w:t>Programming Inc</w:t>
       </w:r>
       <w:r>
-        <w:t xml:space="preserve">&gt; to achieve a safe workplace. </w:t>
-      </w:r>
-    </w:p>
-    <w:p>
-      <w:r>
-        <w:t>The following induction checklist should be used in conjunction with the general induction training program for workers to ensure that all new workers are aware of the WHS systems, policies and procedures in place within &lt;</w:t>
+        <w:t xml:space="preserve"> to achieve a safe workplace. </w:t>
+      </w:r>
+    </w:p>
+    <w:p>
+      <w:r>
+        <w:t xml:space="preserve">The following induction checklist should be used in conjunction with the general induction training program for workers to ensure that all new workers are aware of the WHS systems, policies and procedures in place within </w:t>
       </w:r>
       <w:r>
         <w:t>Programming Inc</w:t>
       </w:r>
       <w:r>
-        <w:t>&gt;.</w:t>
+        <w:t>.</w:t>
       </w:r>
     </w:p>
     <w:p/>
@@ -5309,6 +5133,317 @@
       </w:tr>
     </w:tbl>
     <w:p/>
+    <w:p>
+      <w:r>
+        <w:br w:type="page"/>
+      </w:r>
+    </w:p>
+    <w:p>
+      <w:pPr>
+        <w:pStyle w:val="Heading1"/>
+      </w:pPr>
+      <w:r>
+        <w:rPr>
+          <w:rStyle w:val="Heading4Char"/>
+        </w:rPr>
+        <w:lastRenderedPageBreak/>
+        <w:t>Feedback</w:t>
+      </w:r>
+      <w:r>
+        <w:t>:</w:t>
+      </w:r>
+    </w:p>
+    <w:tbl>
+      <w:tblPr>
+        <w:tblW w:w="11362" w:type="dxa"/>
+        <w:jc w:val="center"/>
+        <w:tblBorders>
+          <w:top w:val="single" w:sz="4" w:space="0" w:color="auto"/>
+          <w:left w:val="single" w:sz="4" w:space="0" w:color="auto"/>
+          <w:bottom w:val="single" w:sz="4" w:space="0" w:color="auto"/>
+          <w:right w:val="single" w:sz="4" w:space="0" w:color="auto"/>
+          <w:insideH w:val="single" w:sz="4" w:space="0" w:color="auto"/>
+          <w:insideV w:val="single" w:sz="4" w:space="0" w:color="auto"/>
+        </w:tblBorders>
+        <w:tblLayout w:type="fixed"/>
+        <w:tblLook w:val="0000" w:firstRow="0" w:lastRow="0" w:firstColumn="0" w:lastColumn="0" w:noHBand="0" w:noVBand="0"/>
+      </w:tblPr>
+      <w:tblGrid>
+        <w:gridCol w:w="4815"/>
+        <w:gridCol w:w="3260"/>
+        <w:gridCol w:w="3287"/>
+      </w:tblGrid>
+      <w:tr>
+        <w:trPr>
+          <w:trHeight w:val="653"/>
+          <w:jc w:val="center"/>
+        </w:trPr>
+        <w:tc>
+          <w:tcPr>
+            <w:tcW w:w="4815" w:type="dxa"/>
+            <w:shd w:val="clear" w:color="auto" w:fill="B5DAFF"/>
+          </w:tcPr>
+          <w:p>
+            <w:pPr>
+              <w:pStyle w:val="T2Header"/>
+              <w:rPr>
+                <w:sz w:val="22"/>
+                <w:szCs w:val="22"/>
+              </w:rPr>
+            </w:pPr>
+            <w:r>
+              <w:rPr>
+                <w:sz w:val="22"/>
+                <w:szCs w:val="22"/>
+              </w:rPr>
+              <w:t>Feedback</w:t>
+            </w:r>
+          </w:p>
+        </w:tc>
+        <w:tc>
+          <w:tcPr>
+            <w:tcW w:w="3260" w:type="dxa"/>
+            <w:shd w:val="clear" w:color="auto" w:fill="B5DAFF"/>
+          </w:tcPr>
+          <w:p>
+            <w:pPr>
+              <w:pStyle w:val="T2Header"/>
+              <w:rPr>
+                <w:sz w:val="22"/>
+                <w:szCs w:val="22"/>
+              </w:rPr>
+            </w:pPr>
+            <w:r>
+              <w:rPr>
+                <w:sz w:val="22"/>
+                <w:szCs w:val="22"/>
+              </w:rPr>
+              <w:t>Person who submitted feedback</w:t>
+            </w:r>
+          </w:p>
+        </w:tc>
+        <w:tc>
+          <w:tcPr>
+            <w:tcW w:w="3287" w:type="dxa"/>
+            <w:shd w:val="clear" w:color="auto" w:fill="B5DAFF"/>
+          </w:tcPr>
+          <w:p>
+            <w:pPr>
+              <w:pStyle w:val="T2Header"/>
+              <w:rPr>
+                <w:sz w:val="22"/>
+                <w:szCs w:val="22"/>
+              </w:rPr>
+            </w:pPr>
+            <w:r>
+              <w:rPr>
+                <w:sz w:val="22"/>
+                <w:szCs w:val="22"/>
+              </w:rPr>
+              <w:t>Actions Taken</w:t>
+            </w:r>
+          </w:p>
+        </w:tc>
+      </w:tr>
+      <w:tr>
+        <w:trPr>
+          <w:trHeight w:val="418"/>
+          <w:jc w:val="center"/>
+        </w:trPr>
+        <w:tc>
+          <w:tcPr>
+            <w:tcW w:w="4815" w:type="dxa"/>
+          </w:tcPr>
+          <w:p>
+            <w:pPr>
+              <w:pStyle w:val="NoParagraphStyle"/>
+              <w:spacing w:line="240" w:lineRule="auto"/>
+              <w:textAlignment w:val="auto"/>
+              <w:rPr>
+                <w:rFonts w:ascii="Calibri" w:hAnsi="Calibri" w:cs="Times New Roman"/>
+                <w:color w:val="auto"/>
+                <w:sz w:val="22"/>
+                <w:szCs w:val="22"/>
+                <w:lang w:val="en-AU"/>
+              </w:rPr>
+            </w:pPr>
+            <w:r>
+              <w:rPr>
+                <w:rFonts w:ascii="Calibri" w:hAnsi="Calibri" w:cs="Times New Roman"/>
+                <w:color w:val="auto"/>
+                <w:lang w:val="en-AU"/>
+              </w:rPr>
+              <w:t>I’d recommend adding the hazards impact level in the consequence column (moderate) or (m)</w:t>
+            </w:r>
+          </w:p>
+        </w:tc>
+        <w:tc>
+          <w:tcPr>
+            <w:tcW w:w="3260" w:type="dxa"/>
+          </w:tcPr>
+          <w:p>
+            <w:pPr>
+              <w:pStyle w:val="NoParagraphStyle"/>
+              <w:spacing w:line="240" w:lineRule="auto"/>
+              <w:textAlignment w:val="auto"/>
+              <w:rPr>
+                <w:rFonts w:ascii="Calibri" w:hAnsi="Calibri" w:cs="Times New Roman"/>
+                <w:color w:val="auto"/>
+                <w:sz w:val="22"/>
+                <w:szCs w:val="22"/>
+                <w:lang w:val="en-AU"/>
+              </w:rPr>
+            </w:pPr>
+            <w:r>
+              <w:rPr>
+                <w:rFonts w:ascii="Calibri" w:hAnsi="Calibri" w:cs="Times New Roman"/>
+                <w:color w:val="auto"/>
+                <w:lang w:val="en-AU"/>
+              </w:rPr>
+              <w:t>Lachlan White</w:t>
+            </w:r>
+          </w:p>
+        </w:tc>
+        <w:tc>
+          <w:tcPr>
+            <w:tcW w:w="3287" w:type="dxa"/>
+          </w:tcPr>
+          <w:p>
+            <w:pPr>
+              <w:pStyle w:val="NoParagraphStyle"/>
+              <w:spacing w:line="240" w:lineRule="auto"/>
+              <w:textAlignment w:val="auto"/>
+              <w:rPr>
+                <w:rFonts w:ascii="Calibri" w:hAnsi="Calibri" w:cs="Times New Roman"/>
+                <w:color w:val="auto"/>
+                <w:lang w:val="en-AU"/>
+              </w:rPr>
+            </w:pPr>
+            <w:r>
+              <w:rPr>
+                <w:rFonts w:ascii="Calibri" w:hAnsi="Calibri" w:cs="Times New Roman"/>
+                <w:color w:val="auto"/>
+                <w:lang w:val="en-AU"/>
+              </w:rPr>
+              <w:t>I went back to the hazard table and added their impact levels in the suggested column</w:t>
+            </w:r>
+            <w:r>
+              <w:rPr>
+                <w:rFonts w:ascii="Calibri" w:hAnsi="Calibri" w:cs="Times New Roman"/>
+                <w:color w:val="auto"/>
+                <w:lang w:val="en-AU"/>
+              </w:rPr>
+              <w:t xml:space="preserve"> in brackets like: (Major)</w:t>
+            </w:r>
+          </w:p>
+        </w:tc>
+      </w:tr>
+      <w:tr>
+        <w:trPr>
+          <w:trHeight w:val="418"/>
+          <w:jc w:val="center"/>
+        </w:trPr>
+        <w:tc>
+          <w:tcPr>
+            <w:tcW w:w="4815" w:type="dxa"/>
+          </w:tcPr>
+          <w:p>
+            <w:pPr>
+              <w:pStyle w:val="NoParagraphStyle"/>
+              <w:spacing w:line="240" w:lineRule="auto"/>
+              <w:textAlignment w:val="auto"/>
+              <w:rPr>
+                <w:rFonts w:ascii="Calibri" w:hAnsi="Calibri" w:cs="Times New Roman"/>
+                <w:color w:val="auto"/>
+                <w:lang w:val="en-AU"/>
+              </w:rPr>
+            </w:pPr>
+            <w:r>
+              <w:rPr>
+                <w:rFonts w:ascii="Calibri" w:hAnsi="Calibri" w:cs="Times New Roman"/>
+                <w:color w:val="auto"/>
+                <w:lang w:val="en-AU"/>
+              </w:rPr>
+              <w:t>E</w:t>
+            </w:r>
+            <w:r>
+              <w:rPr>
+                <w:rFonts w:ascii="Calibri" w:hAnsi="Calibri" w:cs="Times New Roman"/>
+                <w:color w:val="auto"/>
+                <w:lang w:val="en-AU"/>
+              </w:rPr>
+              <w:t>ye strain from looking at screens was previously stated as likely with low risk level and is now stated as significant without having any reason to have that big of a difference</w:t>
+            </w:r>
+          </w:p>
+        </w:tc>
+        <w:tc>
+          <w:tcPr>
+            <w:tcW w:w="3260" w:type="dxa"/>
+          </w:tcPr>
+          <w:p>
+            <w:pPr>
+              <w:pStyle w:val="NoParagraphStyle"/>
+              <w:spacing w:line="240" w:lineRule="auto"/>
+              <w:textAlignment w:val="auto"/>
+              <w:rPr>
+                <w:rFonts w:ascii="Calibri" w:hAnsi="Calibri" w:cs="Times New Roman"/>
+                <w:color w:val="auto"/>
+                <w:lang w:val="en-AU"/>
+              </w:rPr>
+            </w:pPr>
+            <w:r>
+              <w:rPr>
+                <w:rFonts w:ascii="Calibri" w:hAnsi="Calibri" w:cs="Times New Roman"/>
+                <w:color w:val="auto"/>
+                <w:lang w:val="en-AU"/>
+              </w:rPr>
+              <w:t>Lachlan White</w:t>
+            </w:r>
+          </w:p>
+        </w:tc>
+        <w:tc>
+          <w:tcPr>
+            <w:tcW w:w="3287" w:type="dxa"/>
+          </w:tcPr>
+          <w:p>
+            <w:pPr>
+              <w:pStyle w:val="NoParagraphStyle"/>
+              <w:spacing w:line="240" w:lineRule="auto"/>
+              <w:textAlignment w:val="auto"/>
+              <w:rPr>
+                <w:rFonts w:ascii="Calibri" w:hAnsi="Calibri" w:cs="Times New Roman"/>
+                <w:color w:val="auto"/>
+                <w:lang w:val="en-AU"/>
+              </w:rPr>
+            </w:pPr>
+            <w:r>
+              <w:rPr>
+                <w:rFonts w:ascii="Calibri" w:hAnsi="Calibri" w:cs="Times New Roman"/>
+                <w:color w:val="auto"/>
+                <w:lang w:val="en-AU"/>
+              </w:rPr>
+              <w:t xml:space="preserve">I checked the table </w:t>
+            </w:r>
+            <w:r>
+              <w:rPr>
+                <w:rFonts w:ascii="Calibri" w:hAnsi="Calibri" w:cs="Times New Roman"/>
+                <w:color w:val="auto"/>
+                <w:lang w:val="en-AU"/>
+              </w:rPr>
+              <w:t>where the issue was and</w:t>
+            </w:r>
+            <w:r>
+              <w:rPr>
+                <w:rFonts w:ascii="Calibri" w:hAnsi="Calibri" w:cs="Times New Roman"/>
+                <w:color w:val="auto"/>
+                <w:lang w:val="en-AU"/>
+              </w:rPr>
+              <w:t xml:space="preserve"> changed it back to the same level as it was previously, which was low.</w:t>
+            </w:r>
+          </w:p>
+        </w:tc>
+      </w:tr>
+    </w:tbl>
     <w:p/>
     <w:sectPr>
       <w:pgSz w:w="11906" w:h="16838"/>
@@ -5839,6 +5974,119 @@
     </w:lvl>
   </w:abstractNum>
   <w:abstractNum w:abstractNumId="2" w15:restartNumberingAfterBreak="0">
+    <w:nsid w:val="2FAD2ED5"/>
+    <w:multiLevelType w:val="hybridMultilevel"/>
+    <w:tmpl w:val="C7A211BA"/>
+    <w:lvl w:ilvl="0" w:tplc="0C090001">
+      <w:start w:val="1"/>
+      <w:numFmt w:val="bullet"/>
+      <w:lvlText w:val=""/>
+      <w:lvlJc w:val="left"/>
+      <w:pPr>
+        <w:ind w:left="720" w:hanging="360"/>
+      </w:pPr>
+      <w:rPr>
+        <w:rFonts w:ascii="Symbol" w:hAnsi="Symbol" w:hint="default"/>
+      </w:rPr>
+    </w:lvl>
+    <w:lvl w:ilvl="1" w:tplc="0C090003" w:tentative="1">
+      <w:start w:val="1"/>
+      <w:numFmt w:val="bullet"/>
+      <w:lvlText w:val="o"/>
+      <w:lvlJc w:val="left"/>
+      <w:pPr>
+        <w:ind w:left="1440" w:hanging="360"/>
+      </w:pPr>
+      <w:rPr>
+        <w:rFonts w:ascii="Courier New" w:hAnsi="Courier New" w:cs="Courier New" w:hint="default"/>
+      </w:rPr>
+    </w:lvl>
+    <w:lvl w:ilvl="2" w:tplc="0C090005" w:tentative="1">
+      <w:start w:val="1"/>
+      <w:numFmt w:val="bullet"/>
+      <w:lvlText w:val=""/>
+      <w:lvlJc w:val="left"/>
+      <w:pPr>
+        <w:ind w:left="2160" w:hanging="360"/>
+      </w:pPr>
+      <w:rPr>
+        <w:rFonts w:ascii="Wingdings" w:hAnsi="Wingdings" w:hint="default"/>
+      </w:rPr>
+    </w:lvl>
+    <w:lvl w:ilvl="3" w:tplc="0C090001" w:tentative="1">
+      <w:start w:val="1"/>
+      <w:numFmt w:val="bullet"/>
+      <w:lvlText w:val=""/>
+      <w:lvlJc w:val="left"/>
+      <w:pPr>
+        <w:ind w:left="2880" w:hanging="360"/>
+      </w:pPr>
+      <w:rPr>
+        <w:rFonts w:ascii="Symbol" w:hAnsi="Symbol" w:hint="default"/>
+      </w:rPr>
+    </w:lvl>
+    <w:lvl w:ilvl="4" w:tplc="0C090003" w:tentative="1">
+      <w:start w:val="1"/>
+      <w:numFmt w:val="bullet"/>
+      <w:lvlText w:val="o"/>
+      <w:lvlJc w:val="left"/>
+      <w:pPr>
+        <w:ind w:left="3600" w:hanging="360"/>
+      </w:pPr>
+      <w:rPr>
+        <w:rFonts w:ascii="Courier New" w:hAnsi="Courier New" w:cs="Courier New" w:hint="default"/>
+      </w:rPr>
+    </w:lvl>
+    <w:lvl w:ilvl="5" w:tplc="0C090005" w:tentative="1">
+      <w:start w:val="1"/>
+      <w:numFmt w:val="bullet"/>
+      <w:lvlText w:val=""/>
+      <w:lvlJc w:val="left"/>
+      <w:pPr>
+        <w:ind w:left="4320" w:hanging="360"/>
+      </w:pPr>
+      <w:rPr>
+        <w:rFonts w:ascii="Wingdings" w:hAnsi="Wingdings" w:hint="default"/>
+      </w:rPr>
+    </w:lvl>
+    <w:lvl w:ilvl="6" w:tplc="0C090001" w:tentative="1">
+      <w:start w:val="1"/>
+      <w:numFmt w:val="bullet"/>
+      <w:lvlText w:val=""/>
+      <w:lvlJc w:val="left"/>
+      <w:pPr>
+        <w:ind w:left="5040" w:hanging="360"/>
+      </w:pPr>
+      <w:rPr>
+        <w:rFonts w:ascii="Symbol" w:hAnsi="Symbol" w:hint="default"/>
+      </w:rPr>
+    </w:lvl>
+    <w:lvl w:ilvl="7" w:tplc="0C090003" w:tentative="1">
+      <w:start w:val="1"/>
+      <w:numFmt w:val="bullet"/>
+      <w:lvlText w:val="o"/>
+      <w:lvlJc w:val="left"/>
+      <w:pPr>
+        <w:ind w:left="5760" w:hanging="360"/>
+      </w:pPr>
+      <w:rPr>
+        <w:rFonts w:ascii="Courier New" w:hAnsi="Courier New" w:cs="Courier New" w:hint="default"/>
+      </w:rPr>
+    </w:lvl>
+    <w:lvl w:ilvl="8" w:tplc="0C090005" w:tentative="1">
+      <w:start w:val="1"/>
+      <w:numFmt w:val="bullet"/>
+      <w:lvlText w:val=""/>
+      <w:lvlJc w:val="left"/>
+      <w:pPr>
+        <w:ind w:left="6480" w:hanging="360"/>
+      </w:pPr>
+      <w:rPr>
+        <w:rFonts w:ascii="Wingdings" w:hAnsi="Wingdings" w:hint="default"/>
+      </w:rPr>
+    </w:lvl>
+  </w:abstractNum>
+  <w:abstractNum w:abstractNumId="3" w15:restartNumberingAfterBreak="0">
     <w:nsid w:val="31013E2A"/>
     <w:multiLevelType w:val="hybridMultilevel"/>
     <w:tmpl w:val="29A4BFD0"/>
@@ -5952,7 +6200,7 @@
       </w:rPr>
     </w:lvl>
   </w:abstractNum>
-  <w:abstractNum w:abstractNumId="3" w15:restartNumberingAfterBreak="0">
+  <w:abstractNum w:abstractNumId="4" w15:restartNumberingAfterBreak="0">
     <w:nsid w:val="546D2DB7"/>
     <w:multiLevelType w:val="hybridMultilevel"/>
     <w:tmpl w:val="F070B39E"/>
@@ -6065,7 +6313,7 @@
       </w:rPr>
     </w:lvl>
   </w:abstractNum>
-  <w:abstractNum w:abstractNumId="4" w15:restartNumberingAfterBreak="0">
+  <w:abstractNum w:abstractNumId="5" w15:restartNumberingAfterBreak="0">
     <w:nsid w:val="556B3B41"/>
     <w:multiLevelType w:val="hybridMultilevel"/>
     <w:tmpl w:val="BF5828EC"/>
@@ -6178,7 +6426,7 @@
       </w:rPr>
     </w:lvl>
   </w:abstractNum>
-  <w:abstractNum w:abstractNumId="5" w15:restartNumberingAfterBreak="0">
+  <w:abstractNum w:abstractNumId="6" w15:restartNumberingAfterBreak="0">
     <w:nsid w:val="5C4E59BB"/>
     <w:multiLevelType w:val="hybridMultilevel"/>
     <w:tmpl w:val="6BEE1248"/>
@@ -6291,7 +6539,7 @@
       </w:rPr>
     </w:lvl>
   </w:abstractNum>
-  <w:abstractNum w:abstractNumId="6" w15:restartNumberingAfterBreak="0">
+  <w:abstractNum w:abstractNumId="7" w15:restartNumberingAfterBreak="0">
     <w:nsid w:val="776E0360"/>
     <w:multiLevelType w:val="hybridMultilevel"/>
     <w:tmpl w:val="69FC5988"/>
@@ -6405,25 +6653,28 @@
     </w:lvl>
   </w:abstractNum>
   <w:num w:numId="1" w16cid:durableId="276836887">
+    <w:abstractNumId w:val="7"/>
+  </w:num>
+  <w:num w:numId="2" w16cid:durableId="1590039147">
+    <w:abstractNumId w:val="3"/>
+  </w:num>
+  <w:num w:numId="3" w16cid:durableId="1270160375">
+    <w:abstractNumId w:val="4"/>
+  </w:num>
+  <w:num w:numId="4" w16cid:durableId="1399666209">
     <w:abstractNumId w:val="6"/>
   </w:num>
-  <w:num w:numId="2" w16cid:durableId="1590039147">
-    <w:abstractNumId w:val="2"/>
-  </w:num>
-  <w:num w:numId="3" w16cid:durableId="1270160375">
-    <w:abstractNumId w:val="3"/>
-  </w:num>
-  <w:num w:numId="4" w16cid:durableId="1399666209">
+  <w:num w:numId="5" w16cid:durableId="184178589">
     <w:abstractNumId w:val="5"/>
-  </w:num>
-  <w:num w:numId="5" w16cid:durableId="184178589">
-    <w:abstractNumId w:val="4"/>
   </w:num>
   <w:num w:numId="6" w16cid:durableId="409278998">
     <w:abstractNumId w:val="0"/>
   </w:num>
   <w:num w:numId="7" w16cid:durableId="564949873">
     <w:abstractNumId w:val="1"/>
+  </w:num>
+  <w:num w:numId="8" w16cid:durableId="307906622">
+    <w:abstractNumId w:val="2"/>
   </w:num>
 </w:numbering>
 </file>
@@ -6895,20 +7146,16 @@
     <w:next w:val="Normal"/>
     <w:link w:val="Heading4Char"/>
     <w:uiPriority w:val="9"/>
-    <w:semiHidden/>
     <w:unhideWhenUsed/>
     <w:qFormat/>
-    <w:rsid w:val="008D7C51"/>
+    <w:rsid w:val="00532689"/>
     <w:pPr>
-      <w:spacing w:before="200" w:after="0"/>
       <w:outlineLvl w:val="3"/>
     </w:pPr>
     <w:rPr>
-      <w:rFonts w:asciiTheme="majorHAnsi" w:eastAsiaTheme="majorEastAsia" w:hAnsiTheme="majorHAnsi" w:cstheme="majorBidi"/>
-      <w:b/>
-      <w:bCs/>
-      <w:i/>
-      <w:iCs/>
+      <w:sz w:val="28"/>
+      <w:szCs w:val="28"/>
+      <w:u w:val="single"/>
     </w:rPr>
   </w:style>
   <w:style w:type="paragraph" w:styleId="Heading5">
@@ -7021,7 +7268,6 @@
   <w:style w:type="character" w:default="1" w:styleId="DefaultParagraphFont">
     <w:name w:val="Default Paragraph Font"/>
     <w:uiPriority w:val="1"/>
-    <w:semiHidden/>
     <w:unhideWhenUsed/>
   </w:style>
   <w:style w:type="table" w:default="1" w:styleId="TableNormal">
@@ -7090,14 +7336,11 @@
     <w:basedOn w:val="DefaultParagraphFont"/>
     <w:link w:val="Heading4"/>
     <w:uiPriority w:val="9"/>
-    <w:semiHidden/>
-    <w:rsid w:val="008D7C51"/>
+    <w:rsid w:val="00532689"/>
     <w:rPr>
-      <w:rFonts w:asciiTheme="majorHAnsi" w:eastAsiaTheme="majorEastAsia" w:hAnsiTheme="majorHAnsi" w:cstheme="majorBidi"/>
-      <w:b/>
-      <w:bCs/>
-      <w:i/>
-      <w:iCs/>
+      <w:sz w:val="28"/>
+      <w:szCs w:val="28"/>
+      <w:u w:val="single"/>
     </w:rPr>
   </w:style>
   <w:style w:type="character" w:customStyle="1" w:styleId="Heading5Char">
@@ -7599,6 +7842,25 @@
       <w:ind w:right="34"/>
     </w:pPr>
   </w:style>
+  <w:style w:type="table" w:styleId="TableGrid">
+    <w:name w:val="Table Grid"/>
+    <w:basedOn w:val="TableNormal"/>
+    <w:uiPriority w:val="59"/>
+    <w:rsid w:val="003B6550"/>
+    <w:pPr>
+      <w:spacing w:after="0" w:line="240" w:lineRule="auto"/>
+    </w:pPr>
+    <w:tblPr>
+      <w:tblBorders>
+        <w:top w:val="single" w:sz="4" w:space="0" w:color="auto"/>
+        <w:left w:val="single" w:sz="4" w:space="0" w:color="auto"/>
+        <w:bottom w:val="single" w:sz="4" w:space="0" w:color="auto"/>
+        <w:right w:val="single" w:sz="4" w:space="0" w:color="auto"/>
+        <w:insideH w:val="single" w:sz="4" w:space="0" w:color="auto"/>
+        <w:insideV w:val="single" w:sz="4" w:space="0" w:color="auto"/>
+      </w:tblBorders>
+    </w:tblPr>
+  </w:style>
 </w:styles>
 </file>
 
@@ -7888,6 +8150,10 @@
 </file>
 
 <file path=customXml/item1.xml><?xml version="1.0" encoding="utf-8"?>
+<b:Sources xmlns:b="http://schemas.openxmlformats.org/officeDocument/2006/bibliography" xmlns="http://schemas.openxmlformats.org/officeDocument/2006/bibliography" SelectedStyle="\APA.XSL" StyleName="APA"/>
+</file>
+
+<file path=customXml/item2.xml><?xml version="1.0" encoding="utf-8"?>
 <ct:contentTypeSchema xmlns:ct="http://schemas.microsoft.com/office/2006/metadata/contentType" xmlns:ma="http://schemas.microsoft.com/office/2006/metadata/properties/metaAttributes" ct:_="" ma:_="" ma:contentTypeName="Document" ma:contentTypeID="0x010100E8DD461D9AF0CE478E08EE9AE4B29A86" ma:contentTypeVersion="4" ma:contentTypeDescription="Create a new document." ma:contentTypeScope="" ma:versionID="ede1086ed553fc75398ed1be035031c7">
   <xsd:schema xmlns:xsd="http://www.w3.org/2001/XMLSchema" xmlns:xs="http://www.w3.org/2001/XMLSchema" xmlns:p="http://schemas.microsoft.com/office/2006/metadata/properties" xmlns:ns3="b4c2a8e4-81c5-4e19-8593-ed885ca314a1" targetNamespace="http://schemas.microsoft.com/office/2006/metadata/properties" ma:root="true" ma:fieldsID="5542562b3adc35532af12942abc9440a" ns3:_="">
     <xsd:import namespace="b4c2a8e4-81c5-4e19-8593-ed885ca314a1"/>
@@ -8031,17 +8297,7 @@
 </ct:contentTypeSchema>
 </file>
 
-<file path=customXml/item2.xml><?xml version="1.0" encoding="utf-8"?>
-<b:Sources xmlns:b="http://schemas.openxmlformats.org/officeDocument/2006/bibliography" xmlns="http://schemas.openxmlformats.org/officeDocument/2006/bibliography" SelectedStyle="\APA.XSL" StyleName="APA"/>
-</file>
-
 <file path=customXml/item3.xml><?xml version="1.0" encoding="utf-8"?>
-<p:properties xmlns:p="http://schemas.microsoft.com/office/2006/metadata/properties" xmlns:xsi="http://www.w3.org/2001/XMLSchema-instance" xmlns:pc="http://schemas.microsoft.com/office/infopath/2007/PartnerControls">
-  <documentManagement/>
-</p:properties>
-</file>
-
-<file path=customXml/item4.xml><?xml version="1.0" encoding="utf-8"?>
 <?mso-contentType ?>
 <FormTemplates xmlns="http://schemas.microsoft.com/sharepoint/v3/contenttype/forms">
   <Display>DocumentLibraryForm</Display>
@@ -8050,7 +8306,21 @@
 </FormTemplates>
 </file>
 
+<file path=customXml/item4.xml><?xml version="1.0" encoding="utf-8"?>
+<p:properties xmlns:p="http://schemas.microsoft.com/office/2006/metadata/properties" xmlns:xsi="http://www.w3.org/2001/XMLSchema-instance" xmlns:pc="http://schemas.microsoft.com/office/infopath/2007/PartnerControls">
+  <documentManagement/>
+</p:properties>
+</file>
+
 <file path=customXml/itemProps1.xml><?xml version="1.0" encoding="utf-8"?>
+<ds:datastoreItem xmlns:ds="http://schemas.openxmlformats.org/officeDocument/2006/customXml" ds:itemID="{23C3A1C1-472A-4693-A5F7-64A50BF41BAA}">
+  <ds:schemaRefs>
+    <ds:schemaRef ds:uri="http://schemas.openxmlformats.org/officeDocument/2006/bibliography"/>
+  </ds:schemaRefs>
+</ds:datastoreItem>
+</file>
+
+<file path=customXml/itemProps2.xml><?xml version="1.0" encoding="utf-8"?>
 <ds:datastoreItem xmlns:ds="http://schemas.openxmlformats.org/officeDocument/2006/customXml" ds:itemID="{44549E7A-B6B0-43CB-85A8-EF8BBC80665C}">
   <ds:schemaRefs>
     <ds:schemaRef ds:uri="http://schemas.microsoft.com/office/2006/metadata/contentType"/>
@@ -8068,27 +8338,19 @@
 </ds:datastoreItem>
 </file>
 
-<file path=customXml/itemProps2.xml><?xml version="1.0" encoding="utf-8"?>
-<ds:datastoreItem xmlns:ds="http://schemas.openxmlformats.org/officeDocument/2006/customXml" ds:itemID="{23C3A1C1-472A-4693-A5F7-64A50BF41BAA}">
+<file path=customXml/itemProps3.xml><?xml version="1.0" encoding="utf-8"?>
+<ds:datastoreItem xmlns:ds="http://schemas.openxmlformats.org/officeDocument/2006/customXml" ds:itemID="{C4C29D18-BFED-4ECB-8CF8-593A064F2504}">
   <ds:schemaRefs>
-    <ds:schemaRef ds:uri="http://schemas.openxmlformats.org/officeDocument/2006/bibliography"/>
+    <ds:schemaRef ds:uri="http://schemas.microsoft.com/sharepoint/v3/contenttype/forms"/>
   </ds:schemaRefs>
 </ds:datastoreItem>
 </file>
 
-<file path=customXml/itemProps3.xml><?xml version="1.0" encoding="utf-8"?>
+<file path=customXml/itemProps4.xml><?xml version="1.0" encoding="utf-8"?>
 <ds:datastoreItem xmlns:ds="http://schemas.openxmlformats.org/officeDocument/2006/customXml" ds:itemID="{1C9E4802-3C61-429B-B8E7-206421F9C4CC}">
   <ds:schemaRefs>
     <ds:schemaRef ds:uri="http://schemas.microsoft.com/office/2006/metadata/properties"/>
     <ds:schemaRef ds:uri="http://schemas.microsoft.com/office/infopath/2007/PartnerControls"/>
   </ds:schemaRefs>
 </ds:datastoreItem>
-</file>
-
-<file path=customXml/itemProps4.xml><?xml version="1.0" encoding="utf-8"?>
-<ds:datastoreItem xmlns:ds="http://schemas.openxmlformats.org/officeDocument/2006/customXml" ds:itemID="{C4C29D18-BFED-4ECB-8CF8-593A064F2504}">
-  <ds:schemaRefs>
-    <ds:schemaRef ds:uri="http://schemas.microsoft.com/sharepoint/v3/contenttype/forms"/>
-  </ds:schemaRefs>
-</ds:datastoreItem>
 </file>